--- a/lowprob-attribution/paper.docx
+++ b/lowprob-attribution/paper.docx
@@ -28,7 +28,7 @@
         </w:p>
       </w:sdtContent>
     </w:sdt>
-    <w:bookmarkStart w:id="48" w:name="Xa75ab266ab641d76f9eb9995833f33be584d1e3"/>
+    <w:bookmarkStart w:id="56" w:name="Xa75ab266ab641d76f9eb9995833f33be584d1e3"/>
     <w:p>
       <w:pPr>
         <w:pStyle w:val="Heading1"/>
@@ -693,7 +693,7 @@
     </w:p>
     <w:bookmarkEnd w:id="25"/>
     <w:bookmarkEnd w:id="26"/>
-    <w:bookmarkStart w:id="27" w:name="相关工作"/>
+    <w:bookmarkStart w:id="32" w:name="相关工作"/>
     <w:p>
       <w:pPr>
         <w:pStyle w:val="Heading2"/>
@@ -702,19 +702,50 @@
         <w:t xml:space="preserve">2. 相关工作</w:t>
       </w:r>
     </w:p>
+    <w:bookmarkStart w:id="27" w:name="cuda-agent-的因果链本研究检验的对象"/>
+    <w:p>
+      <w:pPr>
+        <w:pStyle w:val="Heading3"/>
+      </w:pPr>
+      <w:r>
+        <w:t xml:space="preserve">2.1 CUDA Agent 的因果链（本研究检验的对象）</w:t>
+      </w:r>
+    </w:p>
     <w:p>
       <w:pPr>
         <w:pStyle w:val="FirstParagraph"/>
       </w:pPr>
       <w:r>
-        <w:rPr>
-          <w:bCs/>
-          <w:b/>
-        </w:rPr>
-        <w:t xml:space="preserve">CUDA Agent</w:t>
-      </w:r>
-      <w:r>
-        <w:t xml:space="preserve">：提出上述因果链，但未公开可验证的逐 token 训练观测量。</w:t>
+        <w:t xml:space="preserve">CUDA Agent 报告称直接 RL 训练在 17 步后崩溃，并给出如下因果链：</w:t>
+      </w:r>
+    </w:p>
+    <w:p>
+      <w:pPr>
+        <w:pStyle w:val="BlockText"/>
+      </w:pPr>
+      <w:r>
+        <w:t xml:space="preserve">CUDA 代码仅占预训练数据的 0.01% → 基础模型的学习先验与 CUDA 内核编码所需分布偏差显著 → 采样出大量低概率 CUDA 代码 token → 当训练与推理引擎使用不同数值精度（BF16 vs FP16）时，在精度下限附近的微小误差导致重要性比率 ρₜ(θ) 剧烈波动或爆炸。</w:t>
+      </w:r>
+    </w:p>
+    <w:p>
+      <w:pPr>
+        <w:pStyle w:val="FirstParagraph"/>
+      </w:pPr>
+      <w:r>
+        <w:t xml:space="preserve">原文给出的关键量级是</w:t>
+      </w:r>
+      <w:r>
+        <w:t xml:space="preserve"> </w:t>
+      </w:r>
+      <w:r>
+        <w:rPr>
+          <w:bCs/>
+          <w:b/>
+        </w:rPr>
+        <w:t xml:space="preserve">πθ(aₜ|sₜ) ≈ 10⁻⁹</w:t>
+      </w:r>
+      <w:r>
+        <w:t xml:space="preserve">——即 CUDA token 的条件概率处于数值下限。其解法为三步预热（单轮 RL 热身 → 拒绝微调初始化 Actor → 价值预训练初始化 Critic），以绕开该数值崩溃点。</w:t>
       </w:r>
     </w:p>
     <w:p>
@@ -726,10 +757,53 @@
           <w:bCs/>
           <w:b/>
         </w:rPr>
-        <w:t xml:space="preserve">Off-policy 与分布外上下文</w:t>
-      </w:r>
-      <w:r>
-        <w:t xml:space="preserve">：Liu 等人的工作指出 RL 框架可能因长轨迹中累积的分布外输入而使训练偏离。这为本研究 RQ2 的替代假设提供了理论依据。</w:t>
+        <w:t xml:space="preserve">本研究的 RQ1 直接检验其中的</w:t>
+      </w:r>
+      <w:r>
+        <w:rPr>
+          <w:bCs/>
+          <w:b/>
+        </w:rPr>
+        <w:t xml:space="preserve">“</w:t>
+      </w:r>
+      <w:r>
+        <w:rPr>
+          <w:bCs/>
+          <w:b/>
+        </w:rPr>
+        <w:t xml:space="preserve">采样出大量低概率 CUDA 代码 token</w:t>
+      </w:r>
+      <w:r>
+        <w:rPr>
+          <w:bCs/>
+          <w:b/>
+        </w:rPr>
+        <w:t xml:space="preserve">”</w:t>
+      </w:r>
+      <w:r>
+        <w:rPr>
+          <w:bCs/>
+          <w:b/>
+        </w:rPr>
+        <w:t xml:space="preserve">这一环。</w:t>
+      </w:r>
+    </w:p>
+    <w:bookmarkEnd w:id="27"/>
+    <w:bookmarkStart w:id="28" w:name="dr.-kernel训练推理不匹配作为替代解释"/>
+    <w:p>
+      <w:pPr>
+        <w:pStyle w:val="Heading3"/>
+      </w:pPr>
+      <w:r>
+        <w:t xml:space="preserve">2.2 DR. KERNEL：训练–推理不匹配作为替代解释</w:t>
+      </w:r>
+    </w:p>
+    <w:p>
+      <w:pPr>
+        <w:pStyle w:val="FirstParagraph"/>
+      </w:pPr>
+      <w:r>
+        <w:t xml:space="preserve">DR. KERNEL（Triton kernel 生成的 RL）独立研究了同类不稳定现象，并考察了两个假设：（1）训练–推理不匹配导致的优化不稳定；（2）优化目标与有意义的加速不匹配。</w:t>
       </w:r>
     </w:p>
     <w:p>
@@ -737,14 +811,155 @@
         <w:pStyle w:val="BodyText"/>
       </w:pPr>
       <w:r>
-        <w:rPr>
-          <w:bCs/>
-          <w:b/>
-        </w:rPr>
-        <w:t xml:space="preserve">闭源 API 的概率可得性边界</w:t>
-      </w:r>
-      <w:r>
-        <w:t xml:space="preserve">：多项证据表明，工具调用参数不被</w:t>
+        <w:t xml:space="preserve">其采用几何平均不匹配拒绝采样（MRS），仅保留几何平均重要性比 w ∈ [0.999, 1.001] 的样本，并施加严格的 token 级否决——若任一单个 token 的似然比 π_train/π_rollout 低于 10⁻⁴，则拒绝整个序列。</w:t>
+      </w:r>
+    </w:p>
+    <w:p>
+      <w:pPr>
+        <w:pStyle w:val="BodyText"/>
+      </w:pPr>
+      <w:r>
+        <w:rPr>
+          <w:bCs/>
+          <w:b/>
+        </w:rPr>
+        <w:t xml:space="preserve">关键结论是</w:t>
+      </w:r>
+      <w:r>
+        <w:t xml:space="preserve">：MRS 成功稳定了训练动态，但</w:t>
+      </w:r>
+      <w:r>
+        <w:rPr>
+          <w:bCs/>
+          <w:b/>
+        </w:rPr>
+        <w:t xml:space="preserve">并未从根本上提升性能上限</w:t>
+      </w:r>
+      <w:r>
+        <w:t xml:space="preserve">。这说明训练–推理不匹配虽能解释不稳定性，但单独解决它并不充分。</w:t>
+      </w:r>
+    </w:p>
+    <w:p>
+      <w:pPr>
+        <w:pStyle w:val="BodyText"/>
+      </w:pPr>
+      <w:r>
+        <w:rPr>
+          <w:bCs/>
+          <w:b/>
+        </w:rPr>
+        <w:t xml:space="preserve">该结论与本研究方向一致</w:t>
+      </w:r>
+      <w:r>
+        <w:t xml:space="preserve">：不稳定性更多来自训练/推理两侧的分布差异（一种上下文层面、而非词表层面的现象），而非</w:t>
+      </w:r>
+      <w:r>
+        <w:t xml:space="preserve">“</w:t>
+      </w:r>
+      <w:r>
+        <w:t xml:space="preserve">CUDA 词汇稀有</w:t>
+      </w:r>
+      <w:r>
+        <w:t xml:space="preserve">”</w:t>
+      </w:r>
+      <w:r>
+        <w:t xml:space="preserve">这一词表属性。</w:t>
+      </w:r>
+    </w:p>
+    <w:bookmarkEnd w:id="28"/>
+    <w:bookmarkStart w:id="29" w:name="精度不匹配与-off-policy-漂移"/>
+    <w:p>
+      <w:pPr>
+        <w:pStyle w:val="Heading3"/>
+      </w:pPr>
+      <w:r>
+        <w:t xml:space="preserve">2.3 精度不匹配与 off-policy 漂移</w:t>
+      </w:r>
+    </w:p>
+    <w:p>
+      <w:pPr>
+        <w:pStyle w:val="FirstParagraph"/>
+      </w:pPr>
+      <w:r>
+        <w:t xml:space="preserve">CUDA Agent 引用的相关工作包括：Jet-RL、</w:t>
+      </w:r>
+      <w:r>
+        <w:rPr>
+          <w:iCs/>
+          <w:i/>
+        </w:rPr>
+        <w:t xml:space="preserve">Precision Mismatch in Reasoning Models</w:t>
+      </w:r>
+      <w:r>
+        <w:t xml:space="preserve">、</w:t>
+      </w:r>
+      <w:r>
+        <w:rPr>
+          <w:iCs/>
+          <w:i/>
+        </w:rPr>
+        <w:t xml:space="preserve">First-Order Approximation for Stable LLM-RL Training</w:t>
+      </w:r>
+      <w:r>
+        <w:t xml:space="preserve">，以及 Liu 等人关于</w:t>
+      </w:r>
+      <w:r>
+        <w:t xml:space="preserve">“</w:t>
+      </w:r>
+      <w:r>
+        <w:t xml:space="preserve">高效 RL 框架会引入 off-policy 训练</w:t>
+      </w:r>
+      <w:r>
+        <w:t xml:space="preserve">”</w:t>
+      </w:r>
+      <w:r>
+        <w:t xml:space="preserve">的分析。这些工作共同刻画了一类机制：</w:t>
+      </w:r>
+      <w:r>
+        <w:rPr>
+          <w:bCs/>
+          <w:b/>
+        </w:rPr>
+        <w:t xml:space="preserve">当 token 概率处于数值下限时，微小的数值差异在 PPO 的比值意义上不再微小</w:t>
+      </w:r>
+      <w:r>
+        <w:t xml:space="preserve">。</w:t>
+      </w:r>
+    </w:p>
+    <w:p>
+      <w:pPr>
+        <w:pStyle w:val="BodyText"/>
+      </w:pPr>
+      <w:r>
+        <w:t xml:space="preserve">本研究补充的是该机制的前提检验：在本研究的条件下，CUDA 词汇的条件概率</w:t>
+      </w:r>
+      <w:r>
+        <w:rPr>
+          <w:bCs/>
+          <w:b/>
+        </w:rPr>
+        <w:t xml:space="preserve">并不处于下限</w:t>
+      </w:r>
+      <w:r>
+        <w:t xml:space="preserve">。</w:t>
+      </w:r>
+    </w:p>
+    <w:bookmarkEnd w:id="29"/>
+    <w:bookmarkStart w:id="30" w:name="闭源-api-的概率可得性边界"/>
+    <w:p>
+      <w:pPr>
+        <w:pStyle w:val="Heading3"/>
+      </w:pPr>
+      <w:r>
+        <w:t xml:space="preserve">2.4 闭源 API 的概率可得性边界</w:t>
+      </w:r>
+    </w:p>
+    <w:p>
+      <w:pPr>
+        <w:pStyle w:val="FirstParagraph"/>
+      </w:pPr>
+      <w:r>
+        <w:t xml:space="preserve">多项证据表明，工具调用参数不被</w:t>
       </w:r>
       <w:r>
         <w:t xml:space="preserve"> </w:t>
@@ -759,7 +974,22 @@
         <w:t xml:space="preserve"> </w:t>
       </w:r>
       <w:r>
-        <w:t xml:space="preserve">覆盖是厂商的策略选择而非技术限制。三篇关于</w:t>
+        <w:t xml:space="preserve">覆盖是厂商的策略选择而非技术限制：OpenAI 论坛上该问题持续两年未获答复；Anthropic、Gemini 等接受</w:t>
+      </w:r>
+      <w:r>
+        <w:t xml:space="preserve"> </w:t>
+      </w:r>
+      <w:r>
+        <w:rPr>
+          <w:rStyle w:val="VerbatimChar"/>
+        </w:rPr>
+        <w:t xml:space="preserve">logprobs</w:t>
+      </w:r>
+      <w:r>
+        <w:t xml:space="preserve"> </w:t>
+      </w:r>
+      <w:r>
+        <w:t xml:space="preserve">参数但静默返回 none；三篇关于</w:t>
       </w:r>
       <w:r>
         <w:t xml:space="preserve">“</w:t>
@@ -783,7 +1013,7 @@
         <w:t xml:space="preserve">”</w:t>
       </w:r>
       <w:r>
-        <w:t xml:space="preserve">列为障碍之一。这解释了为何本研究采用无工具的多轮对话采集。</w:t>
+        <w:t xml:space="preserve">列为障碍（其中一篇直接引用 Carlini 等从概率分布反推模型规模的工作作为厂商动机的解释）。</w:t>
       </w:r>
     </w:p>
     <w:p>
@@ -791,29 +1021,45 @@
         <w:pStyle w:val="BodyText"/>
       </w:pPr>
       <w:r>
-        <w:rPr>
-          <w:bCs/>
-          <w:b/>
-        </w:rPr>
-        <w:t xml:space="preserve">DeepSeek Harness / OpenCode 等 agent 框架</w:t>
-      </w:r>
-      <w:r>
-        <w:t xml:space="preserve">：这些框架提供工具调用能力，但其参数不受</w:t>
-      </w:r>
-      <w:r>
-        <w:t xml:space="preserve"> </w:t>
-      </w:r>
-      <w:r>
-        <w:rPr>
-          <w:rStyle w:val="VerbatimChar"/>
-        </w:rPr>
-        <w:t xml:space="preserve">logprobs</w:t>
-      </w:r>
-      <w:r>
-        <w:t xml:space="preserve"> </w:t>
-      </w:r>
-      <w:r>
-        <w:t xml:space="preserve">覆盖，因此不适合本研究的问题。</w:t>
+        <w:t xml:space="preserve">这解释了本研究为何采用无工具的多轮对话采集架构。</w:t>
+      </w:r>
+    </w:p>
+    <w:bookmarkEnd w:id="30"/>
+    <w:bookmarkStart w:id="31" w:name="与本研究的分工"/>
+    <w:p>
+      <w:pPr>
+        <w:pStyle w:val="Heading3"/>
+      </w:pPr>
+      <w:r>
+        <w:t xml:space="preserve">2.5 与本研究的分工</w:t>
+      </w:r>
+    </w:p>
+    <w:p>
+      <w:pPr>
+        <w:pStyle w:val="FirstParagraph"/>
+      </w:pPr>
+      <w:r>
+        <w:t xml:space="preserve">上述工作均从</w:t>
+      </w:r>
+      <w:r>
+        <w:rPr>
+          <w:bCs/>
+          <w:b/>
+        </w:rPr>
+        <w:t xml:space="preserve">训练侧</w:t>
+      </w:r>
+      <w:r>
+        <w:t xml:space="preserve">观测或干预不稳定性。本研究不做训练，而是从</w:t>
+      </w:r>
+      <w:r>
+        <w:rPr>
+          <w:bCs/>
+          <w:b/>
+        </w:rPr>
+        <w:t xml:space="preserve">推理侧</w:t>
+      </w:r>
+      <w:r>
+        <w:t xml:space="preserve">直接测量条件概率分布，检验因果链的第一个环节是否成立。</w:t>
       </w:r>
     </w:p>
     <w:p>
@@ -823,8 +1069,9 @@
         </w:pict>
       </w:r>
     </w:p>
-    <w:bookmarkEnd w:id="27"/>
-    <w:bookmarkStart w:id="33" w:name="方法"/>
+    <w:bookmarkEnd w:id="31"/>
+    <w:bookmarkEnd w:id="32"/>
+    <w:bookmarkStart w:id="38" w:name="方法"/>
     <w:p>
       <w:pPr>
         <w:pStyle w:val="Heading2"/>
@@ -833,7 +1080,7 @@
         <w:t xml:space="preserve">3. 方法</w:t>
       </w:r>
     </w:p>
-    <w:bookmarkStart w:id="28" w:name="采集架构"/>
+    <w:bookmarkStart w:id="33" w:name="采集架构"/>
     <w:p>
       <w:pPr>
         <w:pStyle w:val="Heading3"/>
@@ -1119,8 +1366,8 @@
         <w:t xml:space="preserve">。</w:t>
       </w:r>
     </w:p>
-    <w:bookmarkEnd w:id="28"/>
-    <w:bookmarkStart w:id="29" w:name="任务"/>
+    <w:bookmarkEnd w:id="33"/>
+    <w:bookmarkStart w:id="34" w:name="任务"/>
     <w:p>
       <w:pPr>
         <w:pStyle w:val="Heading3"/>
@@ -1173,8 +1420,8 @@
         <w:t xml:space="preserve">（行 softmax）。前两道为常规集，后两道为留出集。</w:t>
       </w:r>
     </w:p>
-    <w:bookmarkEnd w:id="29"/>
-    <w:bookmarkStart w:id="30" w:name="反馈条件干预"/>
+    <w:bookmarkEnd w:id="34"/>
+    <w:bookmarkStart w:id="35" w:name="反馈条件干预"/>
     <w:p>
       <w:pPr>
         <w:pStyle w:val="Heading3"/>
@@ -1268,8 +1515,8 @@
         <w:t xml:space="preserve">两条件在采集开始前定死并实现，采集期间未修改。</w:t>
       </w:r>
     </w:p>
-    <w:bookmarkEnd w:id="30"/>
-    <w:bookmarkStart w:id="31" w:name="分类与统计"/>
+    <w:bookmarkEnd w:id="35"/>
+    <w:bookmarkStart w:id="36" w:name="分类与统计"/>
     <w:p>
       <w:pPr>
         <w:pStyle w:val="Heading3"/>
@@ -1518,8 +1765,8 @@
         <w:t xml:space="preserve">（自然对数）。组间比较使用 Fisher 精确检验（双侧）。</w:t>
       </w:r>
     </w:p>
-    <w:bookmarkEnd w:id="31"/>
-    <w:bookmarkStart w:id="32" w:name="规模"/>
+    <w:bookmarkEnd w:id="36"/>
+    <w:bookmarkStart w:id="37" w:name="规模"/>
     <w:p>
       <w:pPr>
         <w:pStyle w:val="Heading3"/>
@@ -1543,9 +1790,9 @@
         </w:pict>
       </w:r>
     </w:p>
-    <w:bookmarkEnd w:id="32"/>
-    <w:bookmarkEnd w:id="33"/>
-    <w:bookmarkStart w:id="38" w:name="结果"/>
+    <w:bookmarkEnd w:id="37"/>
+    <w:bookmarkEnd w:id="38"/>
+    <w:bookmarkStart w:id="44" w:name="结果"/>
     <w:p>
       <w:pPr>
         <w:pStyle w:val="Heading2"/>
@@ -1562,7 +1809,7 @@
         <w:t xml:space="preserve">共 98,533 个 content token。</w:t>
       </w:r>
     </w:p>
-    <w:bookmarkStart w:id="34" w:name="rq1cuda-词汇的概率显著更高"/>
+    <w:bookmarkStart w:id="39" w:name="rq1cuda-词汇的概率显著更高"/>
     <w:p>
       <w:pPr>
         <w:pStyle w:val="Heading3"/>
@@ -1925,8 +2172,8 @@
         <w:t xml:space="preserve">无关，甚至方向相反。</w:t>
       </w:r>
     </w:p>
-    <w:bookmarkEnd w:id="34"/>
-    <w:bookmarkStart w:id="35" w:name="rq2上下文效应远强于-token-类型"/>
+    <w:bookmarkEnd w:id="39"/>
+    <w:bookmarkStart w:id="40" w:name="rq2上下文效应远强于-token-类型"/>
     <w:p>
       <w:pPr>
         <w:pStyle w:val="Heading3"/>
@@ -2322,8 +2569,8 @@
         <w:t xml:space="preserve">0.47%。</w:t>
       </w:r>
     </w:p>
-    <w:bookmarkEnd w:id="35"/>
-    <w:bookmarkStart w:id="36" w:name="rq3压缩反馈未能降低低概率率"/>
+    <w:bookmarkEnd w:id="40"/>
+    <w:bookmarkStart w:id="41" w:name="rq3压缩反馈未能降低低概率率"/>
     <w:p>
       <w:pPr>
         <w:pStyle w:val="Heading3"/>
@@ -2460,14 +2707,14 @@
         <w:t xml:space="preserve">该干预无效。</w:t>
       </w:r>
     </w:p>
-    <w:bookmarkEnd w:id="36"/>
-    <w:bookmarkStart w:id="37" w:name="低概率-token-的构成"/>
+    <w:bookmarkEnd w:id="41"/>
+    <w:bookmarkStart w:id="42" w:name="跨模型复现本地-qwen3-4b-一轮"/>
     <w:p>
       <w:pPr>
         <w:pStyle w:val="Heading3"/>
       </w:pPr>
       <w:r>
-        <w:t xml:space="preserve">4.4 低概率 token 的构成</w:t>
+        <w:t xml:space="preserve">4.5 跨模型复现：本地 Qwen3-4B 一轮</w:t>
       </w:r>
     </w:p>
     <w:p>
@@ -2475,122 +2722,44 @@
         <w:pStyle w:val="FirstParagraph"/>
       </w:pPr>
       <w:r>
-        <w:t xml:space="preserve">全库最低的 token：</w:t>
-      </w:r>
-    </w:p>
-    <w:p>
-      <w:pPr>
-        <w:pStyle w:val="SourceCode"/>
-      </w:pPr>
-      <w:r>
-        <w:rPr>
-          <w:rStyle w:val="VerbatimChar"/>
-        </w:rPr>
-        <w:t xml:space="preserve">' constants'   -17.746   row_reduce      full       after_success</w:t>
-      </w:r>
-      <w:r>
-        <w:br/>
-      </w:r>
-      <w:r>
-        <w:rPr>
-          <w:rStyle w:val="VerbatimChar"/>
-        </w:rPr>
-        <w:t xml:space="preserve">' backed'      -11.271   row_reduce      full       after_success</w:t>
-      </w:r>
-      <w:r>
-        <w:br/>
-      </w:r>
-      <w:r>
-        <w:rPr>
-          <w:rStyle w:val="VerbatimChar"/>
-        </w:rPr>
-        <w:t xml:space="preserve">' small'       -10.725   softmax_rows    full       after_success</w:t>
-      </w:r>
-      <w:r>
-        <w:br/>
-      </w:r>
-      <w:r>
-        <w:rPr>
-          <w:rStyle w:val="VerbatimChar"/>
-        </w:rPr>
-        <w:t xml:space="preserve">' computing'   -10.361   vector_affine   truncated  after_success</w:t>
-      </w:r>
-      <w:r>
-        <w:br/>
-      </w:r>
-      <w:r>
-        <w:rPr>
-          <w:rStyle w:val="VerbatimChar"/>
-        </w:rPr>
-        <w:t xml:space="preserve">' wrong'       -10.056   softmax_rows    full       after_success</w:t>
-      </w:r>
-      <w:r>
-        <w:br/>
-      </w:r>
-      <w:r>
-        <w:rPr>
-          <w:rStyle w:val="VerbatimChar"/>
-        </w:rPr>
-        <w:t xml:space="preserve">' weight'       -9.681   layernorm_rows  truncated  after_failure</w:t>
-      </w:r>
-    </w:p>
-    <w:p>
-      <w:pPr>
-        <w:pStyle w:val="FirstParagraph"/>
-      </w:pPr>
-      <w:r>
-        <w:rPr>
-          <w:bCs/>
-          <w:b/>
-        </w:rPr>
-        <w:t xml:space="preserve">无一为代码 token；全部为自然语言词。</w:t>
-      </w:r>
-    </w:p>
-    <w:p>
-      <w:r>
-        <w:pict>
-          <v:rect style="width:0;height:1.5pt" o:hralign="center" o:hrstd="t" o:hr="t"/>
-        </w:pict>
-      </w:r>
-    </w:p>
-    <w:bookmarkEnd w:id="37"/>
-    <w:bookmarkEnd w:id="38"/>
-    <w:bookmarkStart w:id="43" w:name="讨论"/>
-    <w:p>
-      <w:pPr>
-        <w:pStyle w:val="Heading2"/>
-      </w:pPr>
-      <w:r>
-        <w:t xml:space="preserve">5. 讨论</w:t>
-      </w:r>
-    </w:p>
-    <w:bookmarkStart w:id="39" w:name="因果链起点不成立"/>
-    <w:p>
-      <w:pPr>
-        <w:pStyle w:val="Heading3"/>
-      </w:pPr>
-      <w:r>
-        <w:t xml:space="preserve">5.1 因果链起点不成立</w:t>
-      </w:r>
-    </w:p>
-    <w:p>
-      <w:pPr>
-        <w:pStyle w:val="FirstParagraph"/>
-      </w:pPr>
-      <w:r>
-        <w:t xml:space="preserve">RQ1 的答案是否定的，且方向与假设相反。CUDA/Triton 专属词汇不仅不构成低概率尾部，其低概率率还显著低于其他 token。这直接否证了</w:t>
-      </w:r>
-      <w:r>
-        <w:t xml:space="preserve">“</w:t>
-      </w:r>
-      <w:r>
-        <w:t xml:space="preserve">CUDA 语法稀有 → 低概率</w:t>
-      </w:r>
-      <w:r>
-        <w:t xml:space="preserve">”</w:t>
-      </w:r>
-      <w:r>
-        <w:t xml:space="preserve">这一环节。</w:t>
+        <w:t xml:space="preserve">在 DeepSeek 路线之前，另用</w:t>
+      </w:r>
+      <w:r>
+        <w:rPr>
+          <w:bCs/>
+          <w:b/>
+        </w:rPr>
+        <w:t xml:space="preserve">完全不同的技术栈</w:t>
+      </w:r>
+      <w:r>
+        <w:t xml:space="preserve">做过一轮：本地 vLLM 服务 +</w:t>
+      </w:r>
+      <w:r>
+        <w:t xml:space="preserve"> </w:t>
+      </w:r>
+      <w:r>
+        <w:rPr>
+          <w:rStyle w:val="VerbatimChar"/>
+        </w:rPr>
+        <w:t xml:space="preserve">Qwen3-4B-AWQ</w:t>
+      </w:r>
+      <w:r>
+        <w:t xml:space="preserve">（4-bit 量化）+ agent 框架（OpenCode）+ 记录代理。该轮采得</w:t>
+      </w:r>
+      <w:r>
+        <w:t xml:space="preserve"> </w:t>
+      </w:r>
+      <w:r>
+        <w:rPr>
+          <w:rStyle w:val="VerbatimChar"/>
+        </w:rPr>
+        <w:t xml:space="preserve">row_reduce</w:t>
+      </w:r>
+      <w:r>
+        <w:t xml:space="preserve"> </w:t>
+      </w:r>
+      <w:r>
+        <w:t xml:space="preserve">单任务的 12 次运行、15,987 个 token。</w:t>
       </w:r>
     </w:p>
     <w:p>
@@ -2598,227 +2767,156 @@
         <w:pStyle w:val="BodyText"/>
       </w:pPr>
       <w:r>
-        <w:t xml:space="preserve">可能的机制是：这些 token 高度模式化、上下文约束极强（</w:t>
-      </w:r>
-      <w:r>
-        <w:rPr>
-          <w:rStyle w:val="VerbatimChar"/>
-        </w:rPr>
-        <w:t xml:space="preserve">tl.load</w:t>
-      </w:r>
-      <w:r>
-        <w:t xml:space="preserve"> </w:t>
-      </w:r>
-      <w:r>
-        <w:t xml:space="preserve">的后续位置几乎确定），因而模型在它们上的条件概率接近 1。这与引言中</w:t>
-      </w:r>
-      <w:r>
-        <w:t xml:space="preserve">“</w:t>
-      </w:r>
-      <w:r>
-        <w:t xml:space="preserve">非常固定、非常模式化</w:t>
-      </w:r>
-      <w:r>
-        <w:t xml:space="preserve">”</w:t>
-      </w:r>
-      <w:r>
-        <w:t xml:space="preserve">的观察一致。</w:t>
-      </w:r>
-    </w:p>
-    <w:bookmarkEnd w:id="39"/>
-    <w:bookmarkStart w:id="40" w:name="低概率来自失败反馈后的上下文"/>
-    <w:p>
-      <w:pPr>
-        <w:pStyle w:val="Heading3"/>
-      </w:pPr>
-      <w:r>
-        <w:t xml:space="preserve">5.2 低概率来自失败反馈后的上下文</w:t>
-      </w:r>
-    </w:p>
-    <w:p>
-      <w:pPr>
-        <w:pStyle w:val="FirstParagraph"/>
-      </w:pPr>
-      <w:r>
-        <w:t xml:space="preserve">RQ2 显示上下文效应强于 token 类型一个数量级。</w:t>
-      </w:r>
-      <w:r>
-        <w:rPr>
-          <w:rStyle w:val="VerbatimChar"/>
-        </w:rPr>
-        <w:t xml:space="preserve">after_failure</w:t>
-      </w:r>
-      <w:r>
-        <w:t xml:space="preserve"> </w:t>
-      </w:r>
-      <w:r>
-        <w:t xml:space="preserve">的低概率率是</w:t>
-      </w:r>
-      <w:r>
-        <w:t xml:space="preserve"> </w:t>
-      </w:r>
-      <w:r>
-        <w:rPr>
-          <w:rStyle w:val="VerbatimChar"/>
-        </w:rPr>
-        <w:t xml:space="preserve">initial</w:t>
-      </w:r>
-      <w:r>
-        <w:t xml:space="preserve"> </w:t>
-      </w:r>
-      <w:r>
-        <w:t xml:space="preserve">的 4.6 倍，这与</w:t>
-      </w:r>
-      <w:r>
-        <w:t xml:space="preserve">“</w:t>
-      </w:r>
-      <w:r>
-        <w:t xml:space="preserve">长 agent 轨迹中累积的分布外输入导致偏离</w:t>
-      </w:r>
-      <w:r>
-        <w:t xml:space="preserve">”</w:t>
-      </w:r>
-      <w:r>
-        <w:t xml:space="preserve">的解释一致：评测失败的反馈文本（编译错误、不匹配的输出）本身是训练分布中稀有的输入形态。</w:t>
-      </w:r>
-    </w:p>
+        <w:rPr>
+          <w:bCs/>
+          <w:b/>
+        </w:rPr>
+        <w:t xml:space="preserve">全量匹配下的结果</w:t>
+      </w:r>
+      <w:r>
+        <w:t xml:space="preserve">：</w:t>
+      </w:r>
+    </w:p>
+    <w:tbl>
+      <w:tblPr>
+        <w:tblStyle w:val="Table"/>
+        <w:tblW w:type="pct" w:w="0.0"/>
+        <w:tblLook w:firstRow="1" w:lastRow="0" w:firstColumn="0" w:lastColumn="0" w:noHBand="0" w:noVBand="0" w:val="0020"/>
+      </w:tblPr>
+      <w:tblGrid/>
+      <w:tr>
+        <w:tc>
+          <w:p>
+            <w:pPr>
+              <w:pStyle w:val="Compact"/>
+              <w:jc w:val="left"/>
+            </w:pPr>
+            <w:r>
+              <w:t xml:space="preserve">分组</w:t>
+            </w:r>
+          </w:p>
+        </w:tc>
+        <w:tc>
+          <w:p>
+            <w:pPr>
+              <w:pStyle w:val="Compact"/>
+              <w:jc w:val="left"/>
+            </w:pPr>
+            <w:r>
+              <w:t xml:space="preserve">n</w:t>
+            </w:r>
+          </w:p>
+        </w:tc>
+        <w:tc>
+          <w:p>
+            <w:pPr>
+              <w:pStyle w:val="Compact"/>
+              <w:jc w:val="left"/>
+            </w:pPr>
+            <w:r>
+              <w:t xml:space="preserve">低概率率(≤-2)</w:t>
+            </w:r>
+          </w:p>
+        </w:tc>
+      </w:tr>
+      <w:tr>
+        <w:tc>
+          <w:p>
+            <w:pPr>
+              <w:pStyle w:val="Compact"/>
+              <w:jc w:val="left"/>
+            </w:pPr>
+            <w:r>
+              <w:t xml:space="preserve">CUDA/Triton API 名</w:t>
+            </w:r>
+          </w:p>
+        </w:tc>
+        <w:tc>
+          <w:p>
+            <w:pPr>
+              <w:pStyle w:val="Compact"/>
+              <w:jc w:val="left"/>
+            </w:pPr>
+            <w:r>
+              <w:t xml:space="preserve">451</w:t>
+            </w:r>
+          </w:p>
+        </w:tc>
+        <w:tc>
+          <w:p>
+            <w:pPr>
+              <w:pStyle w:val="Compact"/>
+              <w:jc w:val="left"/>
+            </w:pPr>
+            <w:r>
+              <w:rPr>
+                <w:bCs/>
+                <w:b/>
+              </w:rPr>
+              <w:t xml:space="preserve">1.55%</w:t>
+            </w:r>
+          </w:p>
+        </w:tc>
+      </w:tr>
+      <w:tr>
+        <w:tc>
+          <w:p>
+            <w:pPr>
+              <w:pStyle w:val="Compact"/>
+              <w:jc w:val="left"/>
+            </w:pPr>
+            <w:r>
+              <w:t xml:space="preserve">其他</w:t>
+            </w:r>
+          </w:p>
+        </w:tc>
+        <w:tc>
+          <w:p>
+            <w:pPr>
+              <w:pStyle w:val="Compact"/>
+              <w:jc w:val="left"/>
+            </w:pPr>
+            <w:r>
+              <w:t xml:space="preserve">15,536</w:t>
+            </w:r>
+          </w:p>
+        </w:tc>
+        <w:tc>
+          <w:p>
+            <w:pPr>
+              <w:pStyle w:val="Compact"/>
+              <w:jc w:val="left"/>
+            </w:pPr>
+            <w:r>
+              <w:t xml:space="preserve">0.95%</w:t>
+            </w:r>
+          </w:p>
+        </w:tc>
+      </w:tr>
+    </w:tbl>
     <w:p>
       <w:pPr>
         <w:pStyle w:val="BodyText"/>
       </w:pPr>
       <w:r>
-        <w:t xml:space="preserve">值得注意的是，</w:t>
-      </w:r>
-      <w:r>
-        <w:rPr>
-          <w:rStyle w:val="VerbatimChar"/>
-        </w:rPr>
-        <w:t xml:space="preserve">after_success</w:t>
-      </w:r>
-      <w:r>
-        <w:t xml:space="preserve"> </w:t>
-      </w:r>
-      <w:r>
-        <w:t xml:space="preserve">反而低于</w:t>
-      </w:r>
-      <w:r>
-        <w:t xml:space="preserve"> </w:t>
-      </w:r>
-      <w:r>
-        <w:rPr>
-          <w:rStyle w:val="VerbatimChar"/>
-        </w:rPr>
-        <w:t xml:space="preserve">initial</w:t>
-      </w:r>
-      <w:r>
-        <w:t xml:space="preserve">——成功反馈收窄了后续的候选空间。</w:t>
-      </w:r>
-    </w:p>
-    <w:bookmarkEnd w:id="40"/>
-    <w:bookmarkStart w:id="41" w:name="干预无效的含义"/>
-    <w:p>
-      <w:pPr>
-        <w:pStyle w:val="Heading3"/>
-      </w:pPr>
-      <w:r>
-        <w:t xml:space="preserve">5.3 干预无效的含义</w:t>
-      </w:r>
-    </w:p>
-    <w:p>
-      <w:pPr>
-        <w:pStyle w:val="FirstParagraph"/>
-      </w:pPr>
-      <w:r>
-        <w:t xml:space="preserve">RQ3 表明，压缩反馈的</w:t>
-      </w:r>
-      <w:r>
-        <w:rPr>
-          <w:bCs/>
-          <w:b/>
-        </w:rPr>
-        <w:t xml:space="preserve">信息量</w:t>
-      </w:r>
-      <w:r>
-        <w:t xml:space="preserve">并不减少低概率。结合 5.2，低概率的来源是</w:t>
-      </w:r>
-      <w:r>
-        <w:t xml:space="preserve">“</w:t>
-      </w:r>
-      <w:r>
-        <w:t xml:space="preserve">失败这一事件本身改变了上下文分布</w:t>
-      </w:r>
-      <w:r>
-        <w:t xml:space="preserve">”</w:t>
-      </w:r>
-      <w:r>
-        <w:t xml:space="preserve">，而非</w:t>
-      </w:r>
-      <w:r>
-        <w:t xml:space="preserve">“</w:t>
-      </w:r>
-      <w:r>
-        <w:t xml:space="preserve">反馈文本太长</w:t>
-      </w:r>
-      <w:r>
-        <w:t xml:space="preserve">”</w:t>
-      </w:r>
-      <w:r>
-        <w:t xml:space="preserve">。因此针对反馈长度的压缩并非有效干预。</w:t>
-      </w:r>
-    </w:p>
-    <w:bookmarkEnd w:id="41"/>
-    <w:bookmarkStart w:id="42" w:name="方法启示"/>
-    <w:p>
-      <w:pPr>
-        <w:pStyle w:val="Heading3"/>
-      </w:pPr>
-      <w:r>
-        <w:t xml:space="preserve">5.4 方法启示</w:t>
-      </w:r>
-    </w:p>
-    <w:p>
-      <w:pPr>
-        <w:pStyle w:val="FirstParagraph"/>
-      </w:pPr>
-      <w:r>
-        <w:t xml:space="preserve">本研究早期的一轮（本地 vLLM + 4B 模型）曾得出</w:t>
-      </w:r>
-      <w:r>
-        <w:t xml:space="preserve">“</w:t>
-      </w:r>
-      <w:r>
-        <w:t xml:space="preserve">CUDA token 低概率率 10%、p = 0.0156</w:t>
-      </w:r>
-      <w:r>
-        <w:t xml:space="preserve">”</w:t>
-      </w:r>
-      <w:r>
-        <w:t xml:space="preserve">的结论，后经核查为</w:t>
-      </w:r>
-      <w:r>
-        <w:rPr>
-          <w:bCs/>
-          <w:b/>
-        </w:rPr>
-        <w:t xml:space="preserve">分类偏差</w:t>
-      </w:r>
-      <w:r>
-        <w:t xml:space="preserve">：分类器在散文段刻意排除了若干 Triton 关键词（以避免与英文散文混淆），使该类别仅捕获 20/451 个 token，而其中恰含两个极端采样值。同一个词</w:t>
-      </w:r>
-      <w:r>
-        <w:t xml:space="preserve"> </w:t>
-      </w:r>
-      <w:r>
-        <w:rPr>
-          <w:rStyle w:val="VerbatimChar"/>
-        </w:rPr>
-        <w:t xml:space="preserve">load</w:t>
-      </w:r>
-      <w:r>
-        <w:t xml:space="preserve"> </w:t>
-      </w:r>
-      <w:r>
-        <w:t xml:space="preserve">因此被切进两类：归入散文的 6 次平均 -0.044、零低概率；归入 Triton 的 4 次平均 -1.034、25% 低概率。</w:t>
+        <w:rPr>
+          <w:bCs/>
+          <w:b/>
+        </w:rPr>
+        <w:t xml:space="preserve">Fisher p = 0.211（不显著）</w:t>
+      </w:r>
+      <w:r>
+        <w:t xml:space="preserve">，方向与 DeepSeek 轮一致——</w:t>
+      </w:r>
+      <w:r>
+        <w:rPr>
+          <w:bCs/>
+          <w:b/>
+        </w:rPr>
+        <w:t xml:space="preserve">CUDA 词汇不低于其他 token</w:t>
+      </w:r>
+      <w:r>
+        <w:t xml:space="preserve">。</w:t>
       </w:r>
     </w:p>
     <w:p>
@@ -2830,40 +2928,10 @@
           <w:bCs/>
           <w:b/>
         </w:rPr>
-        <w:t xml:space="preserve">教训</w:t>
-      </w:r>
-      <w:r>
-        <w:t xml:space="preserve">：任何按类别做的统计，必须先做</w:t>
-      </w:r>
-      <w:r>
-        <w:t xml:space="preserve">“</w:t>
-      </w:r>
-      <w:r>
-        <w:t xml:space="preserve">放宽定义边界后结论是否仍成立</w:t>
-      </w:r>
-      <w:r>
-        <w:t xml:space="preserve">”</w:t>
-      </w:r>
-      <w:r>
-        <w:t xml:space="preserve">的稳健性检查。本研究的正式结果因此报告了两种定义边界。</w:t>
-      </w:r>
-    </w:p>
-    <w:p>
-      <w:r>
-        <w:pict>
-          <v:rect style="width:0;height:1.5pt" o:hralign="center" o:hrstd="t" o:hr="t"/>
-        </w:pict>
-      </w:r>
-    </w:p>
-    <w:bookmarkEnd w:id="42"/>
-    <w:bookmarkEnd w:id="43"/>
-    <w:bookmarkStart w:id="44" w:name="局限"/>
-    <w:p>
-      <w:pPr>
-        <w:pStyle w:val="Heading2"/>
-      </w:pPr>
-      <w:r>
-        <w:t xml:space="preserve">6. 局限</w:t>
+        <w:t xml:space="preserve">该轮的意义与局限</w:t>
+      </w:r>
+      <w:r>
+        <w:t xml:space="preserve">：</w:t>
       </w:r>
     </w:p>
     <w:p>
@@ -2875,41 +2943,17 @@
         <w:pStyle w:val="Compact"/>
       </w:pPr>
       <w:r>
-        <w:rPr>
-          <w:bCs/>
-          <w:b/>
-        </w:rPr>
-        <w:t xml:space="preserve">模型</w:t>
-      </w:r>
-      <w:r>
-        <w:t xml:space="preserve">：使用</w:t>
-      </w:r>
-      <w:r>
-        <w:t xml:space="preserve"> </w:t>
-      </w:r>
-      <w:r>
-        <w:rPr>
-          <w:rStyle w:val="VerbatimChar"/>
-        </w:rPr>
-        <w:t xml:space="preserve">deepseek-chat</w:t>
-      </w:r>
-      <w:r>
-        <w:t xml:space="preserve">，而非 CUDA Agent 的 Seed1.6。结论不能直接外推到后者——尽管</w:t>
-      </w:r>
-      <w:r>
-        <w:t xml:space="preserve"> </w:t>
-      </w:r>
-      <w:r>
-        <w:rPr>
-          <w:rStyle w:val="VerbatimChar"/>
-        </w:rPr>
-        <w:t xml:space="preserve">deepseek-chat</w:t>
-      </w:r>
-      <w:r>
-        <w:t xml:space="preserve"> </w:t>
-      </w:r>
-      <w:r>
-        <w:t xml:space="preserve">已是公开 API 中能力最接近的一档。</w:t>
+        <w:t xml:space="preserve">它是</w:t>
+      </w:r>
+      <w:r>
+        <w:rPr>
+          <w:bCs/>
+          <w:b/>
+        </w:rPr>
+        <w:t xml:space="preserve">跨模型、跨推理引擎、跨采集架构的独立复现</w:t>
+      </w:r>
+      <w:r>
+        <w:t xml:space="preserve">：模型（4B 量化 vs 商用 API）、推理后端（本地 vLLM vs 官方 API）、采集路径（agent 工具调用 vs 纯对话）三者全不相同，方向仍然一致。</w:t>
       </w:r>
     </w:p>
     <w:p>
@@ -2921,14 +2965,17 @@
         <w:pStyle w:val="Compact"/>
       </w:pPr>
       <w:r>
-        <w:rPr>
-          <w:bCs/>
-          <w:b/>
-        </w:rPr>
-        <w:t xml:space="preserve">任务</w:t>
-      </w:r>
-      <w:r>
-        <w:t xml:space="preserve">：4 道，均为元素级或归约级，未包含算子融合、tiling、launch 配置等更接近真实优化的任务类型。</w:t>
+        <w:t xml:space="preserve">但样本量小（451 个 API 名 token，仅 1 道任务），</w:t>
+      </w:r>
+      <w:r>
+        <w:rPr>
+          <w:bCs/>
+          <w:b/>
+        </w:rPr>
+        <w:t xml:space="preserve">未达显著</w:t>
+      </w:r>
+      <w:r>
+        <w:t xml:space="preserve">。</w:t>
       </w:r>
     </w:p>
     <w:p>
@@ -2940,64 +2987,158 @@
         <w:pStyle w:val="Compact"/>
       </w:pPr>
       <w:r>
-        <w:rPr>
-          <w:bCs/>
-          <w:b/>
-        </w:rPr>
-        <w:t xml:space="preserve">样本分布</w:t>
-      </w:r>
-      <w:r>
-        <w:t xml:space="preserve">：</w:t>
-      </w:r>
-      <w:r>
-        <w:rPr>
-          <w:rStyle w:val="VerbatimChar"/>
-        </w:rPr>
-        <w:t xml:space="preserve">after_failure</w:t>
-      </w:r>
-      <w:r>
-        <w:t xml:space="preserve"> </w:t>
-      </w:r>
-      <w:r>
-        <w:t xml:space="preserve">仅占 4.3% 的 token，其 4.30% 的低概率率基于 3,143 个样本。</w:t>
-      </w:r>
-    </w:p>
-    <w:p>
-      <w:pPr>
-        <w:numPr>
-          <w:ilvl w:val="0"/>
-          <w:numId w:val="1005"/>
-        </w:numPr>
-        <w:pStyle w:val="Compact"/>
-      </w:pPr>
-      <w:r>
-        <w:rPr>
-          <w:bCs/>
-          <w:b/>
-        </w:rPr>
-        <w:t xml:space="preserve">未测</w:t>
-      </w:r>
-      <w:r>
-        <w:t xml:space="preserve">：低概率是否真的导致 PPO 重要性比率爆炸（需实际训练）；train-inference mismatch 的贡献比重（需双引擎对照）；Seed1.6 特定权重上的表现（需其权重）。</w:t>
-      </w:r>
-    </w:p>
-    <w:p>
-      <w:pPr>
-        <w:numPr>
-          <w:ilvl w:val="0"/>
-          <w:numId w:val="1005"/>
-        </w:numPr>
-        <w:pStyle w:val="Compact"/>
-      </w:pPr>
-      <w:r>
-        <w:rPr>
-          <w:bCs/>
-          <w:b/>
-        </w:rPr>
-        <w:t xml:space="preserve">单一采集路径</w:t>
-      </w:r>
-      <w:r>
-        <w:t xml:space="preserve">：所有数据来自同一驱动与同一 API，未做跨引擎复现。</w:t>
+        <w:t xml:space="preserve">该轮的</w:t>
+      </w:r>
+      <w:r>
+        <w:rPr>
+          <w:bCs/>
+          <w:b/>
+        </w:rPr>
+        <w:t xml:space="preserve">细分结论（分位数、工具维度、位置效应、</w:t>
+      </w:r>
+      <w:r>
+        <w:rPr>
+          <w:bCs/>
+          <w:b/>
+        </w:rPr>
+        <w:t xml:space="preserve">“</w:t>
+      </w:r>
+      <w:r>
+        <w:rPr>
+          <w:bCs/>
+          <w:b/>
+        </w:rPr>
+        <w:t xml:space="preserve">API 选择点</w:t>
+      </w:r>
+      <w:r>
+        <w:rPr>
+          <w:bCs/>
+          <w:b/>
+        </w:rPr>
+        <w:t xml:space="preserve">”</w:t>
+      </w:r>
+      <w:r>
+        <w:rPr>
+          <w:bCs/>
+          <w:b/>
+        </w:rPr>
+        <w:t xml:space="preserve">机制）全部撤回</w:t>
+      </w:r>
+      <w:r>
+        <w:t xml:space="preserve">——原因是分类偏差，详见 5.4。</w:t>
+      </w:r>
+    </w:p>
+    <w:p>
+      <w:pPr>
+        <w:pStyle w:val="FirstParagraph"/>
+      </w:pPr>
+      <w:r>
+        <w:rPr>
+          <w:bCs/>
+          <w:b/>
+        </w:rPr>
+        <w:t xml:space="preserve">结论</w:t>
+      </w:r>
+      <w:r>
+        <w:t xml:space="preserve">：两轮数据在</w:t>
+      </w:r>
+      <w:r>
+        <w:t xml:space="preserve">“</w:t>
+      </w:r>
+      <w:r>
+        <w:t xml:space="preserve">CUDA 词汇不构成低概率尾部</w:t>
+      </w:r>
+      <w:r>
+        <w:t xml:space="preserve">”</w:t>
+      </w:r>
+      <w:r>
+        <w:t xml:space="preserve">这一点上方向一致，DeepSeek 轮提供了统计显著性，Qwen 轮提供了跨栈稳健性。</w:t>
+      </w:r>
+    </w:p>
+    <w:bookmarkEnd w:id="42"/>
+    <w:bookmarkStart w:id="43" w:name="低概率-token-的构成"/>
+    <w:p>
+      <w:pPr>
+        <w:pStyle w:val="Heading3"/>
+      </w:pPr>
+      <w:r>
+        <w:t xml:space="preserve">4.6 低概率 token 的构成</w:t>
+      </w:r>
+    </w:p>
+    <w:p>
+      <w:pPr>
+        <w:pStyle w:val="FirstParagraph"/>
+      </w:pPr>
+      <w:r>
+        <w:t xml:space="preserve">全库最低的 token：</w:t>
+      </w:r>
+    </w:p>
+    <w:p>
+      <w:pPr>
+        <w:pStyle w:val="SourceCode"/>
+      </w:pPr>
+      <w:r>
+        <w:rPr>
+          <w:rStyle w:val="VerbatimChar"/>
+        </w:rPr>
+        <w:t xml:space="preserve">' constants'   -17.746   row_reduce      full       after_success</w:t>
+      </w:r>
+      <w:r>
+        <w:br/>
+      </w:r>
+      <w:r>
+        <w:rPr>
+          <w:rStyle w:val="VerbatimChar"/>
+        </w:rPr>
+        <w:t xml:space="preserve">' backed'      -11.271   row_reduce      full       after_success</w:t>
+      </w:r>
+      <w:r>
+        <w:br/>
+      </w:r>
+      <w:r>
+        <w:rPr>
+          <w:rStyle w:val="VerbatimChar"/>
+        </w:rPr>
+        <w:t xml:space="preserve">' small'       -10.725   softmax_rows    full       after_success</w:t>
+      </w:r>
+      <w:r>
+        <w:br/>
+      </w:r>
+      <w:r>
+        <w:rPr>
+          <w:rStyle w:val="VerbatimChar"/>
+        </w:rPr>
+        <w:t xml:space="preserve">' computing'   -10.361   vector_affine   truncated  after_success</w:t>
+      </w:r>
+      <w:r>
+        <w:br/>
+      </w:r>
+      <w:r>
+        <w:rPr>
+          <w:rStyle w:val="VerbatimChar"/>
+        </w:rPr>
+        <w:t xml:space="preserve">' wrong'       -10.056   softmax_rows    full       after_success</w:t>
+      </w:r>
+      <w:r>
+        <w:br/>
+      </w:r>
+      <w:r>
+        <w:rPr>
+          <w:rStyle w:val="VerbatimChar"/>
+        </w:rPr>
+        <w:t xml:space="preserve">' weight'       -9.681   layernorm_rows  truncated  after_failure</w:t>
+      </w:r>
+    </w:p>
+    <w:p>
+      <w:pPr>
+        <w:pStyle w:val="FirstParagraph"/>
+      </w:pPr>
+      <w:r>
+        <w:rPr>
+          <w:bCs/>
+          <w:b/>
+        </w:rPr>
+        <w:t xml:space="preserve">无一为代码 token；全部为自然语言词。</w:t>
       </w:r>
     </w:p>
     <w:p>
@@ -3007,14 +3148,24 @@
         </w:pict>
       </w:r>
     </w:p>
+    <w:bookmarkEnd w:id="43"/>
     <w:bookmarkEnd w:id="44"/>
-    <w:bookmarkStart w:id="45" w:name="结论"/>
+    <w:bookmarkStart w:id="50" w:name="讨论"/>
     <w:p>
       <w:pPr>
         <w:pStyle w:val="Heading2"/>
       </w:pPr>
       <w:r>
-        <w:t xml:space="preserve">7. 结论</w:t>
+        <w:t xml:space="preserve">5. 讨论</w:t>
+      </w:r>
+    </w:p>
+    <w:bookmarkStart w:id="45" w:name="因果链起点不成立"/>
+    <w:p>
+      <w:pPr>
+        <w:pStyle w:val="Heading3"/>
+      </w:pPr>
+      <w:r>
+        <w:t xml:space="preserve">5.1 因果链起点不成立</w:t>
       </w:r>
     </w:p>
     <w:p>
@@ -3022,7 +3173,102 @@
         <w:pStyle w:val="FirstParagraph"/>
       </w:pPr>
       <w:r>
-        <w:t xml:space="preserve">本研究以 127 次运行、98,533 个携带条件概率的 token 检验了 CUDA Agent 因果链的起点，发现：</w:t>
+        <w:t xml:space="preserve">RQ1 的答案是否定的，且方向与假设相反。CUDA/Triton 专属词汇不仅不构成低概率尾部，其低概率率还显著低于其他 token。这直接否证了</w:t>
+      </w:r>
+      <w:r>
+        <w:t xml:space="preserve">“</w:t>
+      </w:r>
+      <w:r>
+        <w:t xml:space="preserve">CUDA 语法稀有 → 低概率</w:t>
+      </w:r>
+      <w:r>
+        <w:t xml:space="preserve">”</w:t>
+      </w:r>
+      <w:r>
+        <w:t xml:space="preserve">这一环节。</w:t>
+      </w:r>
+    </w:p>
+    <w:p>
+      <w:pPr>
+        <w:pStyle w:val="BodyText"/>
+      </w:pPr>
+      <w:r>
+        <w:t xml:space="preserve">可能的机制是：这些 token 高度模式化、上下文约束极强（</w:t>
+      </w:r>
+      <w:r>
+        <w:rPr>
+          <w:rStyle w:val="VerbatimChar"/>
+        </w:rPr>
+        <w:t xml:space="preserve">tl.load</w:t>
+      </w:r>
+      <w:r>
+        <w:t xml:space="preserve"> </w:t>
+      </w:r>
+      <w:r>
+        <w:t xml:space="preserve">的后续位置几乎确定），因而模型在它们上的条件概率接近 1。这与引言中</w:t>
+      </w:r>
+      <w:r>
+        <w:t xml:space="preserve">“</w:t>
+      </w:r>
+      <w:r>
+        <w:t xml:space="preserve">非常固定、非常模式化</w:t>
+      </w:r>
+      <w:r>
+        <w:t xml:space="preserve">”</w:t>
+      </w:r>
+      <w:r>
+        <w:t xml:space="preserve">的观察一致。</w:t>
+      </w:r>
+    </w:p>
+    <w:bookmarkEnd w:id="45"/>
+    <w:bookmarkStart w:id="46" w:name="与-cuda-agent-原文量级的对照须谨慎解读"/>
+    <w:p>
+      <w:pPr>
+        <w:pStyle w:val="Heading3"/>
+      </w:pPr>
+      <w:r>
+        <w:t xml:space="preserve">5.2 与 CUDA Agent 原文量级的对照（须谨慎解读）</w:t>
+      </w:r>
+    </w:p>
+    <w:p>
+      <w:pPr>
+        <w:pStyle w:val="FirstParagraph"/>
+      </w:pPr>
+      <w:r>
+        <w:t xml:space="preserve">CUDA Agent 原文给出的关键量级是</w:t>
+      </w:r>
+      <w:r>
+        <w:t xml:space="preserve"> </w:t>
+      </w:r>
+      <w:r>
+        <w:rPr>
+          <w:bCs/>
+          <w:b/>
+        </w:rPr>
+        <w:t xml:space="preserve">πθ(aₜ|sₜ) ≈ 10⁻⁹</w:t>
+      </w:r>
+      <w:r>
+        <w:t xml:space="preserve">，即 CUDA token 的条件概率处于数值下限。本研究测得的是</w:t>
+      </w:r>
+      <w:r>
+        <w:rPr>
+          <w:bCs/>
+          <w:b/>
+        </w:rPr>
+        <w:t xml:space="preserve">接近 1.0</w:t>
+      </w:r>
+      <w:r>
+        <w:t xml:space="preserve">。两者相差约九个数量级，这个差异</w:t>
+      </w:r>
+      <w:r>
+        <w:rPr>
+          <w:bCs/>
+          <w:b/>
+        </w:rPr>
+        <w:t xml:space="preserve">不能</w:t>
+      </w:r>
+      <w:r>
+        <w:t xml:space="preserve">直接解读为对原文的否证，因为至少有两处条件不同：</w:t>
       </w:r>
     </w:p>
     <w:p>
@@ -3034,17 +3280,43 @@
         <w:pStyle w:val="Compact"/>
       </w:pPr>
       <w:r>
-        <w:t xml:space="preserve">CUDA/Triton 专属词汇的低概率率</w:t>
-      </w:r>
-      <w:r>
-        <w:rPr>
-          <w:bCs/>
-          <w:b/>
-        </w:rPr>
-        <w:t xml:space="preserve">显著低于</w:t>
-      </w:r>
-      <w:r>
-        <w:t xml:space="preserve">其他 token（0.26% vs 0.84%，p = 0.0007），因果链起点不成立。</w:t>
+        <w:rPr>
+          <w:bCs/>
+          <w:b/>
+        </w:rPr>
+        <w:t xml:space="preserve">模型状态</w:t>
+      </w:r>
+      <w:r>
+        <w:t xml:space="preserve">：原文测的是</w:t>
+      </w:r>
+      <w:r>
+        <w:rPr>
+          <w:bCs/>
+          <w:b/>
+        </w:rPr>
+        <w:t xml:space="preserve">未经过任何微调的基础模型</w:t>
+      </w:r>
+      <w:r>
+        <w:t xml:space="preserve">在训练 rollout 中的行为；本研究测的是</w:t>
+      </w:r>
+      <w:r>
+        <w:rPr>
+          <w:bCs/>
+          <w:b/>
+        </w:rPr>
+        <w:t xml:space="preserve">已对齐的商用模型</w:t>
+      </w:r>
+      <w:r>
+        <w:t xml:space="preserve">（</w:t>
+      </w:r>
+      <w:r>
+        <w:rPr>
+          <w:rStyle w:val="VerbatimChar"/>
+        </w:rPr>
+        <w:t xml:space="preserve">deepseek-chat</w:t>
+      </w:r>
+      <w:r>
+        <w:t xml:space="preserve">）在推理 API 下的行为。对齐过程（SFT + RLHF）本身就会大幅提升常用代码模式的概率。</w:t>
       </w:r>
     </w:p>
     <w:p>
@@ -3056,39 +3328,14 @@
         <w:pStyle w:val="Compact"/>
       </w:pPr>
       <w:r>
-        <w:t xml:space="preserve">低概率真正集中在</w:t>
-      </w:r>
-      <w:r>
-        <w:rPr>
-          <w:bCs/>
-          <w:b/>
-        </w:rPr>
-        <w:t xml:space="preserve">失败反馈之后</w:t>
-      </w:r>
-      <w:r>
-        <w:t xml:space="preserve">的上下文（4.30%），约为初始上下文的 4.6 倍。</w:t>
-      </w:r>
-    </w:p>
-    <w:p>
-      <w:pPr>
-        <w:numPr>
-          <w:ilvl w:val="0"/>
-          <w:numId w:val="1006"/>
-        </w:numPr>
-        <w:pStyle w:val="Compact"/>
-      </w:pPr>
-      <w:r>
-        <w:t xml:space="preserve">压缩环境反馈</w:t>
-      </w:r>
-      <w:r>
-        <w:rPr>
-          <w:bCs/>
-          <w:b/>
-        </w:rPr>
-        <w:t xml:space="preserve">不能</w:t>
-      </w:r>
-      <w:r>
-        <w:t xml:space="preserve">降低低概率率。</w:t>
+        <w:rPr>
+          <w:bCs/>
+          <w:b/>
+        </w:rPr>
+        <w:t xml:space="preserve">采样条件</w:t>
+      </w:r>
+      <w:r>
+        <w:t xml:space="preserve">：原文是训练 rollout（含特定温度、截断、精度）；本研究是标准推理请求。</w:t>
       </w:r>
     </w:p>
     <w:p>
@@ -3096,19 +3343,302 @@
         <w:pStyle w:val="FirstParagraph"/>
       </w:pPr>
       <w:r>
-        <w:t xml:space="preserve">因此，把 CUDA 训练的困难归因于</w:t>
+        <w:t xml:space="preserve">因此本研究的结论应当表述为：</w:t>
+      </w:r>
+      <w:r>
+        <w:rPr>
+          <w:bCs/>
+          <w:b/>
+        </w:rPr>
+        <w:t xml:space="preserve">在已对齐模型的推理条件下，CUDA 词汇不构成低概率尾部</w:t>
+      </w:r>
+      <w:r>
+        <w:t xml:space="preserve">。这对原文的</w:t>
       </w:r>
       <w:r>
         <w:t xml:space="preserve">“</w:t>
       </w:r>
       <w:r>
-        <w:t xml:space="preserve">CUDA 语法稀有</w:t>
+        <w:t xml:space="preserve">根因</w:t>
       </w:r>
       <w:r>
         <w:t xml:space="preserve">”</w:t>
       </w:r>
       <w:r>
-        <w:t xml:space="preserve">缺乏经验支持；更可能的来源是多轮 agent 轨迹中的失败反馈改变了输入分布。后续工作应以此为出发点设计干预，而非增加 CUDA 语料。</w:t>
+        <w:t xml:space="preserve">叙事构成一个</w:t>
+      </w:r>
+      <w:r>
+        <w:rPr>
+          <w:bCs/>
+          <w:b/>
+        </w:rPr>
+        <w:t xml:space="preserve">待解释的张力</w:t>
+      </w:r>
+      <w:r>
+        <w:t xml:space="preserve">——若该叙事成立，则需要说明为何已对齐模型上该现象完全消失；若不成立，则原文的不稳定更可能来自 5.3 所述的上下文因素。</w:t>
+      </w:r>
+    </w:p>
+    <w:p>
+      <w:pPr>
+        <w:pStyle w:val="BodyText"/>
+      </w:pPr>
+      <w:r>
+        <w:rPr>
+          <w:bCs/>
+          <w:b/>
+        </w:rPr>
+        <w:t xml:space="preserve">一个可检验的区分</w:t>
+      </w:r>
+      <w:r>
+        <w:t xml:space="preserve">：若在未微调的基础模型上重复本实验，CUDA token 的低概率率应当显著升高。本研究未能执行该对照（需要基础模型权重）。</w:t>
+      </w:r>
+    </w:p>
+    <w:bookmarkEnd w:id="46"/>
+    <w:bookmarkStart w:id="47" w:name="低概率来自失败反馈后的上下文"/>
+    <w:p>
+      <w:pPr>
+        <w:pStyle w:val="Heading3"/>
+      </w:pPr>
+      <w:r>
+        <w:t xml:space="preserve">5.3 低概率来自失败反馈后的上下文</w:t>
+      </w:r>
+    </w:p>
+    <w:p>
+      <w:pPr>
+        <w:pStyle w:val="FirstParagraph"/>
+      </w:pPr>
+      <w:r>
+        <w:t xml:space="preserve">RQ2 显示上下文效应强于 token 类型一个数量级。</w:t>
+      </w:r>
+      <w:r>
+        <w:rPr>
+          <w:rStyle w:val="VerbatimChar"/>
+        </w:rPr>
+        <w:t xml:space="preserve">after_failure</w:t>
+      </w:r>
+      <w:r>
+        <w:t xml:space="preserve"> </w:t>
+      </w:r>
+      <w:r>
+        <w:t xml:space="preserve">的低概率率是</w:t>
+      </w:r>
+      <w:r>
+        <w:t xml:space="preserve"> </w:t>
+      </w:r>
+      <w:r>
+        <w:rPr>
+          <w:rStyle w:val="VerbatimChar"/>
+        </w:rPr>
+        <w:t xml:space="preserve">initial</w:t>
+      </w:r>
+      <w:r>
+        <w:t xml:space="preserve"> </w:t>
+      </w:r>
+      <w:r>
+        <w:t xml:space="preserve">的 4.6 倍，这与</w:t>
+      </w:r>
+      <w:r>
+        <w:t xml:space="preserve">“</w:t>
+      </w:r>
+      <w:r>
+        <w:t xml:space="preserve">长 agent 轨迹中累积的分布外输入导致偏离</w:t>
+      </w:r>
+      <w:r>
+        <w:t xml:space="preserve">”</w:t>
+      </w:r>
+      <w:r>
+        <w:t xml:space="preserve">的解释一致：评测失败的反馈文本（编译错误、不匹配的输出）本身是训练分布中稀有的输入形态。</w:t>
+      </w:r>
+    </w:p>
+    <w:p>
+      <w:pPr>
+        <w:pStyle w:val="BodyText"/>
+      </w:pPr>
+      <w:r>
+        <w:rPr>
+          <w:bCs/>
+          <w:b/>
+        </w:rPr>
+        <w:t xml:space="preserve">这一结果与 DR. KERNEL 的发现方向一致</w:t>
+      </w:r>
+      <w:r>
+        <w:t xml:space="preserve">：该工作用几何平均不匹配拒绝采样与 token 级否决处理训练–推理不匹配，稳定了训练动态，但未能提升性能上限。本研究从推理侧补充了一条独立证据：</w:t>
+      </w:r>
+      <w:r>
+        <w:rPr>
+          <w:bCs/>
+          <w:b/>
+        </w:rPr>
+        <w:t xml:space="preserve">不稳定性更可能与上下文分布有关，而非词表属性</w:t>
+      </w:r>
+      <w:r>
+        <w:t xml:space="preserve">。</w:t>
+      </w:r>
+    </w:p>
+    <w:p>
+      <w:pPr>
+        <w:pStyle w:val="BodyText"/>
+      </w:pPr>
+      <w:r>
+        <w:t xml:space="preserve">值得注意的是，</w:t>
+      </w:r>
+      <w:r>
+        <w:rPr>
+          <w:rStyle w:val="VerbatimChar"/>
+        </w:rPr>
+        <w:t xml:space="preserve">after_success</w:t>
+      </w:r>
+      <w:r>
+        <w:t xml:space="preserve"> </w:t>
+      </w:r>
+      <w:r>
+        <w:t xml:space="preserve">反而低于</w:t>
+      </w:r>
+      <w:r>
+        <w:t xml:space="preserve"> </w:t>
+      </w:r>
+      <w:r>
+        <w:rPr>
+          <w:rStyle w:val="VerbatimChar"/>
+        </w:rPr>
+        <w:t xml:space="preserve">initial</w:t>
+      </w:r>
+      <w:r>
+        <w:t xml:space="preserve">——成功反馈收窄了后续的候选空间。</w:t>
+      </w:r>
+    </w:p>
+    <w:bookmarkEnd w:id="47"/>
+    <w:bookmarkStart w:id="48" w:name="干预无效的含义"/>
+    <w:p>
+      <w:pPr>
+        <w:pStyle w:val="Heading3"/>
+      </w:pPr>
+      <w:r>
+        <w:t xml:space="preserve">5.4 干预无效的含义</w:t>
+      </w:r>
+    </w:p>
+    <w:p>
+      <w:pPr>
+        <w:pStyle w:val="FirstParagraph"/>
+      </w:pPr>
+      <w:r>
+        <w:t xml:space="preserve">RQ3 表明，压缩反馈的</w:t>
+      </w:r>
+      <w:r>
+        <w:rPr>
+          <w:bCs/>
+          <w:b/>
+        </w:rPr>
+        <w:t xml:space="preserve">信息量</w:t>
+      </w:r>
+      <w:r>
+        <w:t xml:space="preserve">并不减少低概率。结合 5.3，低概率的来源是</w:t>
+      </w:r>
+      <w:r>
+        <w:t xml:space="preserve">“</w:t>
+      </w:r>
+      <w:r>
+        <w:t xml:space="preserve">失败这一事件本身改变了上下文分布</w:t>
+      </w:r>
+      <w:r>
+        <w:t xml:space="preserve">”</w:t>
+      </w:r>
+      <w:r>
+        <w:t xml:space="preserve">，而非</w:t>
+      </w:r>
+      <w:r>
+        <w:t xml:space="preserve">“</w:t>
+      </w:r>
+      <w:r>
+        <w:t xml:space="preserve">反馈文本太长</w:t>
+      </w:r>
+      <w:r>
+        <w:t xml:space="preserve">”</w:t>
+      </w:r>
+      <w:r>
+        <w:t xml:space="preserve">。因此针对反馈长度的压缩并非有效干预。</w:t>
+      </w:r>
+    </w:p>
+    <w:bookmarkEnd w:id="48"/>
+    <w:bookmarkStart w:id="49" w:name="方法启示"/>
+    <w:p>
+      <w:pPr>
+        <w:pStyle w:val="Heading3"/>
+      </w:pPr>
+      <w:r>
+        <w:t xml:space="preserve">5.5 方法启示</w:t>
+      </w:r>
+    </w:p>
+    <w:p>
+      <w:pPr>
+        <w:pStyle w:val="FirstParagraph"/>
+      </w:pPr>
+      <w:r>
+        <w:t xml:space="preserve">本研究早期的一轮（本地 vLLM + 4B 模型）曾得出</w:t>
+      </w:r>
+      <w:r>
+        <w:t xml:space="preserve">“</w:t>
+      </w:r>
+      <w:r>
+        <w:t xml:space="preserve">CUDA token 低概率率 10%、p = 0.0156</w:t>
+      </w:r>
+      <w:r>
+        <w:t xml:space="preserve">”</w:t>
+      </w:r>
+      <w:r>
+        <w:t xml:space="preserve">的结论，后经核查为</w:t>
+      </w:r>
+      <w:r>
+        <w:rPr>
+          <w:bCs/>
+          <w:b/>
+        </w:rPr>
+        <w:t xml:space="preserve">分类偏差</w:t>
+      </w:r>
+      <w:r>
+        <w:t xml:space="preserve">：分类器在散文段刻意排除了若干 Triton 关键词（以避免与英文散文混淆），使该类别仅捕获 20/451 个 token，而其中恰含两个极端采样值。同一个词</w:t>
+      </w:r>
+      <w:r>
+        <w:t xml:space="preserve"> </w:t>
+      </w:r>
+      <w:r>
+        <w:rPr>
+          <w:rStyle w:val="VerbatimChar"/>
+        </w:rPr>
+        <w:t xml:space="preserve">load</w:t>
+      </w:r>
+      <w:r>
+        <w:t xml:space="preserve"> </w:t>
+      </w:r>
+      <w:r>
+        <w:t xml:space="preserve">因此被切进两类：归入散文的 6 次平均 -0.044、零低概率；归入 Triton 的 4 次平均 -1.034、25% 低概率。</w:t>
+      </w:r>
+    </w:p>
+    <w:p>
+      <w:pPr>
+        <w:pStyle w:val="BodyText"/>
+      </w:pPr>
+      <w:r>
+        <w:rPr>
+          <w:bCs/>
+          <w:b/>
+        </w:rPr>
+        <w:t xml:space="preserve">教训</w:t>
+      </w:r>
+      <w:r>
+        <w:t xml:space="preserve">：任何按类别做的统计，必须先做</w:t>
+      </w:r>
+      <w:r>
+        <w:t xml:space="preserve">“</w:t>
+      </w:r>
+      <w:r>
+        <w:t xml:space="preserve">放宽定义边界后结论是否仍成立</w:t>
+      </w:r>
+      <w:r>
+        <w:t xml:space="preserve">”</w:t>
+      </w:r>
+      <w:r>
+        <w:t xml:space="preserve">的稳健性检查。本研究的正式结果因此报告了两种定义边界。</w:t>
       </w:r>
     </w:p>
     <w:p>
@@ -3118,14 +3648,15 @@
         </w:pict>
       </w:r>
     </w:p>
-    <w:bookmarkEnd w:id="45"/>
-    <w:bookmarkStart w:id="46" w:name="参考文献"/>
+    <w:bookmarkEnd w:id="49"/>
+    <w:bookmarkEnd w:id="50"/>
+    <w:bookmarkStart w:id="51" w:name="局限"/>
     <w:p>
       <w:pPr>
         <w:pStyle w:val="Heading2"/>
       </w:pPr>
       <w:r>
-        <w:t xml:space="preserve">参考文献</w:t>
+        <w:t xml:space="preserve">6. 局限</w:t>
       </w:r>
     </w:p>
     <w:p>
@@ -3137,20 +3668,41 @@
         <w:pStyle w:val="Compact"/>
       </w:pPr>
       <w:r>
-        <w:t xml:space="preserve">CUDA Agent:</w:t>
-      </w:r>
-      <w:r>
-        <w:t xml:space="preserve"> </w:t>
-      </w:r>
-      <w:r>
-        <w:rPr>
-          <w:iCs/>
-          <w:i/>
-        </w:rPr>
-        <w:t xml:space="preserve">The Root Cause of Training Instability</w:t>
-      </w:r>
-      <w:r>
-        <w:t xml:space="preserve">（原文标题所引论断）</w:t>
+        <w:rPr>
+          <w:bCs/>
+          <w:b/>
+        </w:rPr>
+        <w:t xml:space="preserve">模型</w:t>
+      </w:r>
+      <w:r>
+        <w:t xml:space="preserve">：使用</w:t>
+      </w:r>
+      <w:r>
+        <w:t xml:space="preserve"> </w:t>
+      </w:r>
+      <w:r>
+        <w:rPr>
+          <w:rStyle w:val="VerbatimChar"/>
+        </w:rPr>
+        <w:t xml:space="preserve">deepseek-chat</w:t>
+      </w:r>
+      <w:r>
+        <w:t xml:space="preserve">，而非 CUDA Agent 的 Seed1.6。结论不能直接外推到后者——尽管</w:t>
+      </w:r>
+      <w:r>
+        <w:t xml:space="preserve"> </w:t>
+      </w:r>
+      <w:r>
+        <w:rPr>
+          <w:rStyle w:val="VerbatimChar"/>
+        </w:rPr>
+        <w:t xml:space="preserve">deepseek-chat</w:t>
+      </w:r>
+      <w:r>
+        <w:t xml:space="preserve"> </w:t>
+      </w:r>
+      <w:r>
+        <w:t xml:space="preserve">已是公开 API 中能力最接近的一档。</w:t>
       </w:r>
     </w:p>
     <w:p>
@@ -3162,14 +3714,14 @@
         <w:pStyle w:val="Compact"/>
       </w:pPr>
       <w:r>
-        <w:t xml:space="preserve">Liu et al. </w:t>
-      </w:r>
-      <w:r>
-        <w:rPr>
-          <w:iCs/>
-          <w:i/>
-        </w:rPr>
-        <w:t xml:space="preserve">Your Efficient RL Framework Secretly Brings You Off-Policy RL Training</w:t>
+        <w:rPr>
+          <w:bCs/>
+          <w:b/>
+        </w:rPr>
+        <w:t xml:space="preserve">任务</w:t>
+      </w:r>
+      <w:r>
+        <w:t xml:space="preserve">：4 道，均为元素级或归约级，未包含算子融合、tiling、launch 配置等更接近真实优化的任务类型。</w:t>
       </w:r>
     </w:p>
     <w:p>
@@ -3181,14 +3733,26 @@
         <w:pStyle w:val="Compact"/>
       </w:pPr>
       <w:r>
-        <w:t xml:space="preserve">Carlini et al. </w:t>
-      </w:r>
-      <w:r>
-        <w:rPr>
-          <w:iCs/>
-          <w:i/>
-        </w:rPr>
-        <w:t xml:space="preserve">Stealing Part of a Production Language Model</w:t>
+        <w:rPr>
+          <w:bCs/>
+          <w:b/>
+        </w:rPr>
+        <w:t xml:space="preserve">样本分布</w:t>
+      </w:r>
+      <w:r>
+        <w:t xml:space="preserve">：</w:t>
+      </w:r>
+      <w:r>
+        <w:rPr>
+          <w:rStyle w:val="VerbatimChar"/>
+        </w:rPr>
+        <w:t xml:space="preserve">after_failure</w:t>
+      </w:r>
+      <w:r>
+        <w:t xml:space="preserve"> </w:t>
+      </w:r>
+      <w:r>
+        <w:t xml:space="preserve">仅占 4.3% 的 token，其 4.30% 的低概率率基于 3,143 个样本。</w:t>
       </w:r>
     </w:p>
     <w:p>
@@ -3201,16 +3765,13 @@
       </w:pPr>
       <w:r>
         <w:rPr>
-          <w:iCs/>
-          <w:i/>
-        </w:rPr>
-        <w:t xml:space="preserve">How Open Must Language Models be to Enable Reliable Scientific Inference?</w:t>
-      </w:r>
-      <w:r>
-        <w:t xml:space="preserve"> </w:t>
-      </w:r>
-      <w:r>
-        <w:t xml:space="preserve">(2026)</w:t>
+          <w:bCs/>
+          <w:b/>
+        </w:rPr>
+        <w:t xml:space="preserve">未测</w:t>
+      </w:r>
+      <w:r>
+        <w:t xml:space="preserve">：低概率是否真的导致 PPO 重要性比率爆炸（需实际训练）；train-inference mismatch 的贡献比重（需双引擎对照）；Seed1.6 特定权重上的表现（需其权重）。</w:t>
       </w:r>
     </w:p>
     <w:p>
@@ -3223,16 +3784,13 @@
       </w:pPr>
       <w:r>
         <w:rPr>
-          <w:iCs/>
-          <w:i/>
-        </w:rPr>
-        <w:t xml:space="preserve">Log Probability Tracking of LLM APIs</w:t>
-      </w:r>
-      <w:r>
-        <w:t xml:space="preserve"> </w:t>
-      </w:r>
-      <w:r>
-        <w:t xml:space="preserve">(INRIA, OpenReview)</w:t>
+          <w:bCs/>
+          <w:b/>
+        </w:rPr>
+        <w:t xml:space="preserve">单一采集路径</w:t>
+      </w:r>
+      <w:r>
+        <w:t xml:space="preserve">：所有数据来自同一驱动与同一 API，未做跨引擎复现。</w:t>
       </w:r>
     </w:p>
     <w:p>
@@ -3242,13 +3800,434 @@
         </w:pict>
       </w:r>
     </w:p>
-    <w:bookmarkEnd w:id="46"/>
-    <w:bookmarkStart w:id="47" w:name="附录复现"/>
+    <w:bookmarkEnd w:id="51"/>
+    <w:bookmarkStart w:id="52" w:name="结论"/>
     <w:p>
       <w:pPr>
         <w:pStyle w:val="Heading2"/>
       </w:pPr>
       <w:r>
+        <w:t xml:space="preserve">7. 结论</w:t>
+      </w:r>
+    </w:p>
+    <w:p>
+      <w:pPr>
+        <w:pStyle w:val="FirstParagraph"/>
+      </w:pPr>
+      <w:r>
+        <w:t xml:space="preserve">本研究以 127 次运行、98,533 个携带条件概率的 token 检验了 CUDA Agent 因果链的起点，发现：</w:t>
+      </w:r>
+    </w:p>
+    <w:p>
+      <w:pPr>
+        <w:numPr>
+          <w:ilvl w:val="0"/>
+          <w:numId w:val="1008"/>
+        </w:numPr>
+        <w:pStyle w:val="Compact"/>
+      </w:pPr>
+      <w:r>
+        <w:t xml:space="preserve">CUDA/Triton 专属词汇的低概率率</w:t>
+      </w:r>
+      <w:r>
+        <w:rPr>
+          <w:bCs/>
+          <w:b/>
+        </w:rPr>
+        <w:t xml:space="preserve">显著低于</w:t>
+      </w:r>
+      <w:r>
+        <w:t xml:space="preserve">其他 token（0.26% vs 0.84%，p = 0.0007），因果链起点不成立。</w:t>
+      </w:r>
+    </w:p>
+    <w:p>
+      <w:pPr>
+        <w:numPr>
+          <w:ilvl w:val="0"/>
+          <w:numId w:val="1008"/>
+        </w:numPr>
+        <w:pStyle w:val="Compact"/>
+      </w:pPr>
+      <w:r>
+        <w:t xml:space="preserve">低概率真正集中在</w:t>
+      </w:r>
+      <w:r>
+        <w:rPr>
+          <w:bCs/>
+          <w:b/>
+        </w:rPr>
+        <w:t xml:space="preserve">失败反馈之后</w:t>
+      </w:r>
+      <w:r>
+        <w:t xml:space="preserve">的上下文（4.30%），约为初始上下文的 4.6 倍。</w:t>
+      </w:r>
+    </w:p>
+    <w:p>
+      <w:pPr>
+        <w:numPr>
+          <w:ilvl w:val="0"/>
+          <w:numId w:val="1008"/>
+        </w:numPr>
+        <w:pStyle w:val="Compact"/>
+      </w:pPr>
+      <w:r>
+        <w:t xml:space="preserve">压缩环境反馈</w:t>
+      </w:r>
+      <w:r>
+        <w:rPr>
+          <w:bCs/>
+          <w:b/>
+        </w:rPr>
+        <w:t xml:space="preserve">不能</w:t>
+      </w:r>
+      <w:r>
+        <w:t xml:space="preserve">降低低概率率。</w:t>
+      </w:r>
+    </w:p>
+    <w:p>
+      <w:pPr>
+        <w:pStyle w:val="FirstParagraph"/>
+      </w:pPr>
+      <w:r>
+        <w:t xml:space="preserve">因此，把 CUDA 训练的困难归因于</w:t>
+      </w:r>
+      <w:r>
+        <w:t xml:space="preserve">“</w:t>
+      </w:r>
+      <w:r>
+        <w:t xml:space="preserve">CUDA 语法稀有</w:t>
+      </w:r>
+      <w:r>
+        <w:t xml:space="preserve">”</w:t>
+      </w:r>
+      <w:r>
+        <w:t xml:space="preserve">缺乏经验支持；更可能的来源是多轮 agent 轨迹中的失败反馈改变了输入分布。后续工作应以此为出发点设计干预，而非增加 CUDA 语料。</w:t>
+      </w:r>
+    </w:p>
+    <w:p>
+      <w:r>
+        <w:pict>
+          <v:rect style="width:0;height:1.5pt" o:hralign="center" o:hrstd="t" o:hr="t"/>
+        </w:pict>
+      </w:r>
+    </w:p>
+    <w:bookmarkEnd w:id="52"/>
+    <w:bookmarkStart w:id="53" w:name="参考文献"/>
+    <w:p>
+      <w:pPr>
+        <w:pStyle w:val="Heading2"/>
+      </w:pPr>
+      <w:r>
+        <w:t xml:space="preserve">参考文献</w:t>
+      </w:r>
+    </w:p>
+    <w:p>
+      <w:pPr>
+        <w:numPr>
+          <w:ilvl w:val="0"/>
+          <w:numId w:val="1009"/>
+        </w:numPr>
+        <w:pStyle w:val="Compact"/>
+      </w:pPr>
+      <w:r>
+        <w:rPr>
+          <w:bCs/>
+          <w:b/>
+        </w:rPr>
+        <w:t xml:space="preserve">CUDA Agent: Large-Scale Agentic RL for High-Performance CUDA Kernel Generation.</w:t>
+      </w:r>
+      <w:r>
+        <w:t xml:space="preserve"> </w:t>
+      </w:r>
+      <w:r>
+        <w:t xml:space="preserve">arXiv:2602.24286. （本研究检验其因果链；其给出的量级为 πθ(aₜ|sₜ) ≈ 10⁻⁹）</w:t>
+      </w:r>
+    </w:p>
+    <w:p>
+      <w:pPr>
+        <w:numPr>
+          <w:ilvl w:val="0"/>
+          <w:numId w:val="1009"/>
+        </w:numPr>
+        <w:pStyle w:val="Compact"/>
+      </w:pPr>
+      <w:r>
+        <w:rPr>
+          <w:bCs/>
+          <w:b/>
+        </w:rPr>
+        <w:t xml:space="preserve">DR. KERNEL: Reinforcement Learning Done Right for Triton Kernel Generations.</w:t>
+      </w:r>
+      <w:r>
+        <w:t xml:space="preserve"> </w:t>
+      </w:r>
+      <w:r>
+        <w:t xml:space="preserve">arXiv:2602.05885. （独立的同类不稳定研究；提出几何平均不匹配拒绝采样与 token 级否决，发现稳定化不能提升性能上限）</w:t>
+      </w:r>
+    </w:p>
+    <w:p>
+      <w:pPr>
+        <w:numPr>
+          <w:ilvl w:val="0"/>
+          <w:numId w:val="1009"/>
+        </w:numPr>
+        <w:pStyle w:val="Compact"/>
+      </w:pPr>
+      <w:r>
+        <w:t xml:space="preserve">Liu et al. </w:t>
+      </w:r>
+      <w:r>
+        <w:rPr>
+          <w:iCs/>
+          <w:i/>
+        </w:rPr>
+        <w:t xml:space="preserve">Your Efficient RL Framework Secretly Brings You Off-Policy RL Training.</w:t>
+      </w:r>
+      <w:r>
+        <w:t xml:space="preserve"> </w:t>
+      </w:r>
+      <w:r>
+        <w:t xml:space="preserve">（off-policy 漂移机制）</w:t>
+      </w:r>
+    </w:p>
+    <w:p>
+      <w:pPr>
+        <w:numPr>
+          <w:ilvl w:val="0"/>
+          <w:numId w:val="1009"/>
+        </w:numPr>
+        <w:pStyle w:val="Compact"/>
+      </w:pPr>
+      <w:r>
+        <w:t xml:space="preserve">Jet-RL.（精度不匹配导致的重要性比率爆炸）</w:t>
+      </w:r>
+    </w:p>
+    <w:p>
+      <w:pPr>
+        <w:numPr>
+          <w:ilvl w:val="0"/>
+          <w:numId w:val="1009"/>
+        </w:numPr>
+        <w:pStyle w:val="Compact"/>
+      </w:pPr>
+      <w:r>
+        <w:rPr>
+          <w:iCs/>
+          <w:i/>
+        </w:rPr>
+        <w:t xml:space="preserve">Precision Mismatch in Reasoning Models.</w:t>
+      </w:r>
+      <w:r>
+        <w:t xml:space="preserve">（CUDA Agent 引用）</w:t>
+      </w:r>
+    </w:p>
+    <w:p>
+      <w:pPr>
+        <w:numPr>
+          <w:ilvl w:val="0"/>
+          <w:numId w:val="1009"/>
+        </w:numPr>
+        <w:pStyle w:val="Compact"/>
+      </w:pPr>
+      <w:r>
+        <w:rPr>
+          <w:iCs/>
+          <w:i/>
+        </w:rPr>
+        <w:t xml:space="preserve">First-Order Approximation for Stable LLM-RL Training.</w:t>
+      </w:r>
+      <w:r>
+        <w:t xml:space="preserve">（稳定性分析）</w:t>
+      </w:r>
+    </w:p>
+    <w:p>
+      <w:pPr>
+        <w:numPr>
+          <w:ilvl w:val="0"/>
+          <w:numId w:val="1009"/>
+        </w:numPr>
+        <w:pStyle w:val="Compact"/>
+      </w:pPr>
+      <w:r>
+        <w:t xml:space="preserve">Carlini et al. </w:t>
+      </w:r>
+      <w:r>
+        <w:rPr>
+          <w:iCs/>
+          <w:i/>
+        </w:rPr>
+        <w:t xml:space="preserve">Stealing Part of a Production Language Model.</w:t>
+      </w:r>
+      <w:r>
+        <w:t xml:space="preserve">（从概率分布反推模型细节，厂商限制 logprobs 的动机）</w:t>
+      </w:r>
+    </w:p>
+    <w:p>
+      <w:pPr>
+        <w:numPr>
+          <w:ilvl w:val="0"/>
+          <w:numId w:val="1009"/>
+        </w:numPr>
+        <w:pStyle w:val="Compact"/>
+      </w:pPr>
+      <w:r>
+        <w:rPr>
+          <w:iCs/>
+          <w:i/>
+        </w:rPr>
+        <w:t xml:space="preserve">How Open Must Language Models be to Enable Reliable Scientific Inference?</w:t>
+      </w:r>
+      <w:r>
+        <w:t xml:space="preserve"> </w:t>
+      </w:r>
+      <w:r>
+        <w:t xml:space="preserve">(2026).（闭源模型作为科学仪器的三项障碍）</w:t>
+      </w:r>
+    </w:p>
+    <w:p>
+      <w:pPr>
+        <w:numPr>
+          <w:ilvl w:val="0"/>
+          <w:numId w:val="1009"/>
+        </w:numPr>
+        <w:pStyle w:val="Compact"/>
+      </w:pPr>
+      <w:r>
+        <w:rPr>
+          <w:iCs/>
+          <w:i/>
+        </w:rPr>
+        <w:t xml:space="preserve">Surrogate Fidelity: When Can Open LLMs Explain Closed Ones?</w:t>
+      </w:r>
+      <w:r>
+        <w:t xml:space="preserve"> </w:t>
+      </w:r>
+      <w:r>
+        <w:t xml:space="preserve">(Meta).（指出主流 API 至多暴露 output token 的 log-probabilities）</w:t>
+      </w:r>
+    </w:p>
+    <w:p>
+      <w:pPr>
+        <w:numPr>
+          <w:ilvl w:val="0"/>
+          <w:numId w:val="1009"/>
+        </w:numPr>
+        <w:pStyle w:val="Compact"/>
+      </w:pPr>
+      <w:r>
+        <w:rPr>
+          <w:iCs/>
+          <w:i/>
+        </w:rPr>
+        <w:t xml:space="preserve">Log Probability Tracking of LLM APIs</w:t>
+      </w:r>
+      <w:r>
+        <w:t xml:space="preserve"> </w:t>
+      </w:r>
+      <w:r>
+        <w:t xml:space="preserve">(INRIA, OpenReview).（首 token logprobs 用于监控 API 漂移；审稿意见点明</w:t>
+      </w:r>
+      <w:r>
+        <w:t xml:space="preserve">“</w:t>
+      </w:r>
+      <w:r>
+        <w:t xml:space="preserve">多数提供方不提供 logprobs</w:t>
+      </w:r>
+      <w:r>
+        <w:t xml:space="preserve">”</w:t>
+      </w:r>
+      <w:r>
+        <w:t xml:space="preserve">这一根本限制）</w:t>
+      </w:r>
+    </w:p>
+    <w:bookmarkEnd w:id="53"/>
+    <w:bookmarkStart w:id="54" w:name="附录-a局限补充"/>
+    <w:p>
+      <w:pPr>
+        <w:pStyle w:val="Heading2"/>
+      </w:pPr>
+      <w:r>
+        <w:t xml:space="preserve">附录 A：局限补充</w:t>
+      </w:r>
+    </w:p>
+    <w:p>
+      <w:pPr>
+        <w:pStyle w:val="FirstParagraph"/>
+      </w:pPr>
+      <w:r>
+        <w:rPr>
+          <w:bCs/>
+          <w:b/>
+        </w:rPr>
+        <w:t xml:space="preserve">缺失的关键对照</w:t>
+      </w:r>
+      <w:r>
+        <w:t xml:space="preserve">：本研究未能在</w:t>
+      </w:r>
+      <w:r>
+        <w:rPr>
+          <w:bCs/>
+          <w:b/>
+        </w:rPr>
+        <w:t xml:space="preserve">未微调的基础模型</w:t>
+      </w:r>
+      <w:r>
+        <w:t xml:space="preserve">上重复实验（需要基础模型权重）。5.2 指出，这是区分</w:t>
+      </w:r>
+      <w:r>
+        <w:t xml:space="preserve">“</w:t>
+      </w:r>
+      <w:r>
+        <w:t xml:space="preserve">CUDA 词汇本身稀有</w:t>
+      </w:r>
+      <w:r>
+        <w:t xml:space="preserve">”</w:t>
+      </w:r>
+      <w:r>
+        <w:t xml:space="preserve">与</w:t>
+      </w:r>
+      <w:r>
+        <w:t xml:space="preserve">“</w:t>
+      </w:r>
+      <w:r>
+        <w:t xml:space="preserve">对齐后该现象消失</w:t>
+      </w:r>
+      <w:r>
+        <w:t xml:space="preserve">”</w:t>
+      </w:r>
+      <w:r>
+        <w:t xml:space="preserve">的唯一直接办法。若条件允许，该对照应优先补上。</w:t>
+      </w:r>
+    </w:p>
+    <w:p>
+      <w:pPr>
+        <w:pStyle w:val="BodyText"/>
+      </w:pPr>
+      <w:r>
+        <w:rPr>
+          <w:bCs/>
+          <w:b/>
+        </w:rPr>
+        <w:t xml:space="preserve">未测</w:t>
+      </w:r>
+      <w:r>
+        <w:t xml:space="preserve">：低概率是否真的导致 PPO 重要性比率爆炸（需实际训练）；train-inference mismatch 的贡献比重（需双引擎对照）。</w:t>
+      </w:r>
+    </w:p>
+    <w:p>
+      <w:r>
+        <w:pict>
+          <v:rect style="width:0;height:1.5pt" o:hralign="center" o:hrstd="t" o:hr="t"/>
+        </w:pict>
+      </w:r>
+    </w:p>
+    <w:bookmarkEnd w:id="54"/>
+    <w:bookmarkStart w:id="55" w:name="附录复现"/>
+    <w:p>
+      <w:pPr>
+        <w:pStyle w:val="Heading2"/>
+      </w:pPr>
+      <w:r>
         <w:t xml:space="preserve">附录：复现</w:t>
       </w:r>
     </w:p>
@@ -3671,8 +4650,8 @@
         <w:t xml:space="preserve"> lowprob-attribution/scripts/analyze_loop.py lowprob-attribution/runs-formal</w:t>
       </w:r>
     </w:p>
-    <w:bookmarkEnd w:id="47"/>
-    <w:bookmarkEnd w:id="48"/>
+    <w:bookmarkEnd w:id="55"/>
+    <w:bookmarkEnd w:id="56"/>
     <w:sectPr/>
   </w:body>
 </w:document>
@@ -3983,34 +4962,7 @@
     <w:abstractNumId w:val="991"/>
   </w:num>
   <w:num w:numId="1005">
-    <w:abstractNumId w:val="99411"/>
-    <w:lvlOverride w:ilvl="0">
-      <w:startOverride w:val="1"/>
-    </w:lvlOverride>
-    <w:lvlOverride w:ilvl="1">
-      <w:startOverride w:val="1"/>
-    </w:lvlOverride>
-    <w:lvlOverride w:ilvl="2">
-      <w:startOverride w:val="1"/>
-    </w:lvlOverride>
-    <w:lvlOverride w:ilvl="3">
-      <w:startOverride w:val="1"/>
-    </w:lvlOverride>
-    <w:lvlOverride w:ilvl="4">
-      <w:startOverride w:val="1"/>
-    </w:lvlOverride>
-    <w:lvlOverride w:ilvl="5">
-      <w:startOverride w:val="1"/>
-    </w:lvlOverride>
-    <w:lvlOverride w:ilvl="6">
-      <w:startOverride w:val="1"/>
-    </w:lvlOverride>
-    <w:lvlOverride w:ilvl="7">
-      <w:startOverride w:val="1"/>
-    </w:lvlOverride>
-    <w:lvlOverride w:ilvl="8">
-      <w:startOverride w:val="1"/>
-    </w:lvlOverride>
+    <w:abstractNumId w:val="991"/>
   </w:num>
   <w:num w:numId="1006">
     <w:abstractNumId w:val="99411"/>
@@ -4072,6 +5024,66 @@
       <w:startOverride w:val="1"/>
     </w:lvlOverride>
   </w:num>
+  <w:num w:numId="1008">
+    <w:abstractNumId w:val="99411"/>
+    <w:lvlOverride w:ilvl="0">
+      <w:startOverride w:val="1"/>
+    </w:lvlOverride>
+    <w:lvlOverride w:ilvl="1">
+      <w:startOverride w:val="1"/>
+    </w:lvlOverride>
+    <w:lvlOverride w:ilvl="2">
+      <w:startOverride w:val="1"/>
+    </w:lvlOverride>
+    <w:lvlOverride w:ilvl="3">
+      <w:startOverride w:val="1"/>
+    </w:lvlOverride>
+    <w:lvlOverride w:ilvl="4">
+      <w:startOverride w:val="1"/>
+    </w:lvlOverride>
+    <w:lvlOverride w:ilvl="5">
+      <w:startOverride w:val="1"/>
+    </w:lvlOverride>
+    <w:lvlOverride w:ilvl="6">
+      <w:startOverride w:val="1"/>
+    </w:lvlOverride>
+    <w:lvlOverride w:ilvl="7">
+      <w:startOverride w:val="1"/>
+    </w:lvlOverride>
+    <w:lvlOverride w:ilvl="8">
+      <w:startOverride w:val="1"/>
+    </w:lvlOverride>
+  </w:num>
+  <w:num w:numId="1009">
+    <w:abstractNumId w:val="99411"/>
+    <w:lvlOverride w:ilvl="0">
+      <w:startOverride w:val="1"/>
+    </w:lvlOverride>
+    <w:lvlOverride w:ilvl="1">
+      <w:startOverride w:val="1"/>
+    </w:lvlOverride>
+    <w:lvlOverride w:ilvl="2">
+      <w:startOverride w:val="1"/>
+    </w:lvlOverride>
+    <w:lvlOverride w:ilvl="3">
+      <w:startOverride w:val="1"/>
+    </w:lvlOverride>
+    <w:lvlOverride w:ilvl="4">
+      <w:startOverride w:val="1"/>
+    </w:lvlOverride>
+    <w:lvlOverride w:ilvl="5">
+      <w:startOverride w:val="1"/>
+    </w:lvlOverride>
+    <w:lvlOverride w:ilvl="6">
+      <w:startOverride w:val="1"/>
+    </w:lvlOverride>
+    <w:lvlOverride w:ilvl="7">
+      <w:startOverride w:val="1"/>
+    </w:lvlOverride>
+    <w:lvlOverride w:ilvl="8">
+      <w:startOverride w:val="1"/>
+    </w:lvlOverride>
+  </w:num>
 </w:numbering>
 </file>
 
@@ -4083,7 +5095,7 @@
         <w:rFonts w:asciiTheme="minorHAnsi" w:cstheme="minorBidi" w:eastAsiaTheme="minorHAnsi" w:hAnsiTheme="minorHAnsi"/>
         <w:sz w:val="24"/>
         <w:szCs w:val="24"/>
-        <w:lang w:bidi="ar-SA" w:eastAsia="en-US" w:val="zh-CN"/>
+        <w:lang w:bidi="ar-SA" w:eastAsia="en-US" w:val="en-US"/>
       </w:rPr>
     </w:rPrDefault>
     <w:pPrDefault>

--- a/lowprob-attribution/paper.docx
+++ b/lowprob-attribution/paper.docx
@@ -28,13 +28,13 @@
         </w:p>
       </w:sdtContent>
     </w:sdt>
-    <w:bookmarkStart w:id="80" w:name="X70a9934f38031ff5b174c8ed9f0a6d719481c7b"/>
+    <w:bookmarkStart w:id="81" w:name="X7ffbf090b7c19c49572c57e546ab09a1880c772"/>
     <w:p>
       <w:pPr>
         <w:pStyle w:val="Heading1"/>
       </w:pPr>
       <w:r>
-        <w:t xml:space="preserve">Is CUDA Syntax Rare Enough to Break PPO? A Conditional-Probability Test of a Stated Root Cause</w:t>
+        <w:t xml:space="preserve">Is CUDA Syntax Rare Enough to Break PPO? A Conditional-Probability Test on an Aligned Model, With the Base-Model Control Outstanding</w:t>
       </w:r>
     </w:p>
     <w:p>
@@ -191,19 +191,7 @@
         </m:sSup>
       </m:oMath>
       <w:r>
-        <w:t xml:space="preserve">), and small train/inference precision differences are amplified into exploding importance ratios. The first link of that chain — that CUDA vocabulary constitutes a low-probability tail at generation time — has not been tested independently, partly because closed APIs do not expose logprobs for tool-call arguments. We measure it directly. Leaving the agent framework behind, we drive multi-turn chat in which the kernel is written in the reply body, so every code token falls under</w:t>
-      </w:r>
-      <w:r>
-        <w:t xml:space="preserve"> </w:t>
-      </w:r>
-      <w:r>
-        <w:rPr>
-          <w:rStyle w:val="VerbatimChar"/>
-        </w:rPr>
-        <w:t xml:space="preserve">logprobs</w:t>
-      </w:r>
-      <w:r>
-        <w:t xml:space="preserve">. Over 128 runs (4 Triton tasks × 2 feedback conditions × 16 repeats) we obtain 98,533 content tokens with conditional probabilities. Three findings. First, CUDA/Triton vocabulary is</w:t>
+        <w:t xml:space="preserve">), and small train/inference precision differences are amplified into exploding importance ratios. The first link of that chain — that CUDA vocabulary constitutes a low-probability tail at generation time — has not been tested independently, partly because closed APIs do not expose logprobs for tool-call arguments.</w:t>
       </w:r>
       <w:r>
         <w:t xml:space="preserve"> </w:t>
@@ -213,13 +201,25 @@
           <w:bCs/>
           <w:b/>
         </w:rPr>
-        <w:t xml:space="preserve">less</w:t>
-      </w:r>
-      <w:r>
-        <w:t xml:space="preserve"> </w:t>
-      </w:r>
-      <w:r>
-        <w:t xml:space="preserve">likely to be low-probability than everything else: 0.26% versus 0.84% under a strict boundary (Fisher</w:t>
+        <w:t xml:space="preserve">We measure it on an aligned commercial model at inference; we do not measure the un-finetuned base model during rollout, which is the condition the source describes, and that control is outstanding.</w:t>
+      </w:r>
+      <w:r>
+        <w:t xml:space="preserve"> </w:t>
+      </w:r>
+      <w:r>
+        <w:t xml:space="preserve">Leaving the agent framework behind, we drive multi-turn chat in which the kernel is written in the reply body, so every code token falls under</w:t>
+      </w:r>
+      <w:r>
+        <w:t xml:space="preserve"> </w:t>
+      </w:r>
+      <w:r>
+        <w:rPr>
+          <w:rStyle w:val="VerbatimChar"/>
+        </w:rPr>
+        <w:t xml:space="preserve">logprobs</w:t>
+      </w:r>
+      <w:r>
+        <w:t xml:space="preserve">. Over 128 runs (4 Triton tasks × 2 feedback conditions × 16 repeats) we obtain 98,533 content tokens with conditional probabilities. Three findings. First, CUDA/Triton vocabulary is less likely to be low-probability than everything else: 0.26% versus 0.84% under a strict boundary (Fisher</w:t>
       </w:r>
       <w:r>
         <w:t xml:space="preserve"> </w:t>
@@ -256,7 +256,7 @@
         </m:r>
       </m:oMath>
       <w:r>
-        <w:t xml:space="preserve">), with both boundaries agreeing in direction. Second, context dominates token identity by an order of magnitude — tokens emitted after a failed evaluation carry a 4.30% rate against 0.94% at the first turn. Third, compressing the environment feedback does not reduce the tail (0.71% versus 0.95%), so the planned intervention is inert. We do not read the nine-order-of-magnitude gap between</w:t>
+        <w:t xml:space="preserve">), with both boundaries agreeing in direction; at the sequence level the vocabulary accounts for 2.38% of tokens but only 0.53% of the total negative log-probability. Second, context dominates token identity by an order of magnitude — tokens emitted after a failed evaluation carry a 4.30% rate against 0.94% at the first turn, and the ordering holds within every task. Third, compressing the environment feedback does not reduce the tail (0.71% versus 0.95%), so the planned intervention is inert. We do not read the nine-order-of-magnitude gap between</w:t>
       </w:r>
       <w:r>
         <w:t xml:space="preserve"> </w:t>
@@ -311,7 +311,7 @@
         <w:t xml:space="preserve"> </w:t>
       </w:r>
       <w:r>
-        <w:t xml:space="preserve">as a refutation, because the two measurements differ in model state (un-finetuned base model during rollout versus an aligned model at inference). What the data do establish is a tension the original narrative must resolve, and a concrete control — repeating the measurement on a base model — that would resolve it.</w:t>
+        <w:t xml:space="preserve">as a refutation, because the conditions differ; we read it as a tension the original narrative must resolve, and we name the control that would resolve it. The wider claim these data support is about agentic RL rather than about CUDA: uncertainty tracks what the environment just said, not which vocabulary the domain uses.</w:t>
       </w:r>
     </w:p>
     <w:p>
@@ -4959,6 +4959,58 @@
         <w:t xml:space="preserve">when it failed.</w:t>
       </w:r>
     </w:p>
+    <w:p>
+      <w:pPr>
+        <w:pStyle w:val="BodyText"/>
+      </w:pPr>
+      <w:r>
+        <w:rPr>
+          <w:bCs/>
+          <w:b/>
+        </w:rPr>
+        <w:t xml:space="preserve">Independence caveat.</w:t>
+      </w:r>
+      <w:r>
+        <w:t xml:space="preserve"> </w:t>
+      </w:r>
+      <w:r>
+        <w:t xml:space="preserve">The exact test assumes independent observations, and tokens within one completion are plainly not independent — a low-probability token early in a regenerated block may raise or lower the next. The reported</w:t>
+      </w:r>
+      <w:r>
+        <w:t xml:space="preserve"> </w:t>
+      </w:r>
+      <m:oMath>
+        <m:r>
+          <m:t>p</m:t>
+        </m:r>
+      </m:oMath>
+      <w:r>
+        <w:t xml:space="preserve">-values are therefore anti-conservative. The effect sizes here are large enough that the sign is not in question, but</w:t>
+      </w:r>
+      <w:r>
+        <w:t xml:space="preserve"> </w:t>
+      </w:r>
+      <m:oMath>
+        <m:r>
+          <m:t>p</m:t>
+        </m:r>
+        <m:r>
+          <m:rPr>
+            <m:sty m:val="p"/>
+          </m:rPr>
+          <m:t>=</m:t>
+        </m:r>
+        <m:r>
+          <m:t>0.0007</m:t>
+        </m:r>
+      </m:oMath>
+      <w:r>
+        <w:t xml:space="preserve"> </w:t>
+      </w:r>
+      <w:r>
+        <w:t xml:space="preserve">should not be read as a statement about 98,533 independent draws. A cluster-level test with run as the unit would be the stronger analysis and is not reported.</w:t>
+      </w:r>
+    </w:p>
     <w:bookmarkEnd w:id="39"/>
     <w:bookmarkStart w:id="40" w:name="scale"/>
     <w:p>
@@ -4986,7 +5038,7 @@
     </w:p>
     <w:bookmarkEnd w:id="40"/>
     <w:bookmarkEnd w:id="41"/>
-    <w:bookmarkStart w:id="53" w:name="results"/>
+    <w:bookmarkStart w:id="54" w:name="results"/>
     <w:p>
       <w:pPr>
         <w:pStyle w:val="Heading2"/>
@@ -5708,6 +5760,113 @@
         <w:t xml:space="preserve">choice are more likely to be low-probability than tokens with a domain-specific name.</w:t>
       </w:r>
     </w:p>
+    <w:p>
+      <w:pPr>
+        <w:pStyle w:val="BodyText"/>
+      </w:pPr>
+      <w:r>
+        <w:t xml:space="preserve">That inversion is worth sitting with, because it is the opposite of what a</w:t>
+      </w:r>
+      <w:r>
+        <w:t xml:space="preserve"> </w:t>
+      </w:r>
+      <w:r>
+        <w:t xml:space="preserve">“</w:t>
+      </w:r>
+      <w:r>
+        <w:t xml:space="preserve">rare token</w:t>
+      </w:r>
+      <w:r>
+        <w:t xml:space="preserve">”</w:t>
+      </w:r>
+      <w:r>
+        <w:t xml:space="preserve"> </w:t>
+      </w:r>
+      <w:r>
+        <w:t xml:space="preserve">account predicts.</w:t>
+      </w:r>
+      <w:r>
+        <w:t xml:space="preserve"> </w:t>
+      </w:r>
+      <w:r>
+        <w:rPr>
+          <w:rStyle w:val="VerbatimChar"/>
+        </w:rPr>
+        <w:t xml:space="preserve">for</w:t>
+      </w:r>
+      <w:r>
+        <w:t xml:space="preserve"> </w:t>
+      </w:r>
+      <w:r>
+        <w:t xml:space="preserve">is among the most common tokens in any pretraining corpus and has no synonym at a fixed syntactic position, yet it carries a high rate;</w:t>
+      </w:r>
+      <w:r>
+        <w:t xml:space="preserve"> </w:t>
+      </w:r>
+      <w:r>
+        <w:rPr>
+          <w:rStyle w:val="VerbatimChar"/>
+        </w:rPr>
+        <w:t xml:space="preserve">tl.load</w:t>
+      </w:r>
+      <w:r>
+        <w:t xml:space="preserve"> </w:t>
+      </w:r>
+      <w:r>
+        <w:t xml:space="preserve">is rare and carries a low one. The reading that fits both is that the uncertainty sits not in the token but in the</w:t>
+      </w:r>
+      <w:r>
+        <w:t xml:space="preserve"> </w:t>
+      </w:r>
+      <w:r>
+        <w:rPr>
+          <w:iCs/>
+          <w:i/>
+        </w:rPr>
+        <w:t xml:space="preserve">decision the token realises</w:t>
+      </w:r>
+      <w:r>
+        <w:t xml:space="preserve">:</w:t>
+      </w:r>
+      <w:r>
+        <w:t xml:space="preserve"> </w:t>
+      </w:r>
+      <w:r>
+        <w:rPr>
+          <w:rStyle w:val="VerbatimChar"/>
+        </w:rPr>
+        <w:t xml:space="preserve">for</w:t>
+      </w:r>
+      <w:r>
+        <w:t xml:space="preserve"> </w:t>
+      </w:r>
+      <w:r>
+        <w:t xml:space="preserve">appears where the model must choose a loop structure — a range, a grid-stride loop, a block-stride loop — and the choice of structure is under-determined by the task, whereas once</w:t>
+      </w:r>
+      <w:r>
+        <w:t xml:space="preserve"> </w:t>
+      </w:r>
+      <w:r>
+        <w:rPr>
+          <w:rStyle w:val="VerbatimChar"/>
+        </w:rPr>
+        <w:t xml:space="preserve">tl.</w:t>
+      </w:r>
+      <w:r>
+        <w:t xml:space="preserve"> </w:t>
+      </w:r>
+      <w:r>
+        <w:t xml:space="preserve">has been emitted the continuation is nearly forced. Under that reading the low-probability rate indexes the size of the decision space at that position, and the vocabulary label is incidental.</w:t>
+      </w:r>
+    </w:p>
+    <w:p>
+      <w:pPr>
+        <w:pStyle w:val="BodyText"/>
+      </w:pPr>
+      <w:r>
+        <w:t xml:space="preserve">This is a post-hoc interpretation of a comparison that was not designed to test it, and it should be treated as such. It does, however, predict something checkable: positions that follow a structural keyword should be more variable than positions that follow a module prefix, which is a sharper claim than any aggregate rate in this paper.</w:t>
+      </w:r>
+    </w:p>
     <w:bookmarkEnd w:id="44"/>
     <w:bookmarkStart w:id="46" w:name="rq2-context-dominates-token-identity"/>
     <w:p>
@@ -6092,6 +6251,382 @@
         <w:t xml:space="preserve">(0.94%). A passing evaluation narrows the space of plausible continuations — the model has seen its own code accepted and is revising within a known-good region.</w:t>
       </w:r>
     </w:p>
+    <w:p>
+      <w:pPr>
+        <w:pStyle w:val="BodyText"/>
+      </w:pPr>
+      <w:r>
+        <w:rPr>
+          <w:bCs/>
+          <w:b/>
+        </w:rPr>
+        <w:t xml:space="preserve">The ordering holds within every task</w:t>
+      </w:r>
+      <w:r>
+        <w:t xml:space="preserve">, so it is not an artefact of task composition:</w:t>
+      </w:r>
+    </w:p>
+    <w:tbl>
+      <w:tblPr>
+        <w:tblStyle w:val="Table"/>
+        <w:tblW w:type="pct" w:w="0.0"/>
+        <w:tblLook w:firstRow="1" w:lastRow="0" w:firstColumn="0" w:lastColumn="0" w:noHBand="0" w:noVBand="0" w:val="0020"/>
+      </w:tblPr>
+      <w:tblGrid/>
+      <w:tr>
+        <w:tc>
+          <w:p>
+            <w:pPr>
+              <w:pStyle w:val="Compact"/>
+              <w:jc w:val="left"/>
+            </w:pPr>
+            <w:r>
+              <w:t xml:space="preserve">Task</w:t>
+            </w:r>
+          </w:p>
+        </w:tc>
+        <w:tc>
+          <w:p>
+            <w:pPr>
+              <w:pStyle w:val="Compact"/>
+              <w:jc w:val="left"/>
+            </w:pPr>
+            <w:r>
+              <w:rPr>
+                <w:rStyle w:val="VerbatimChar"/>
+              </w:rPr>
+              <w:t xml:space="preserve">initial</w:t>
+            </w:r>
+          </w:p>
+        </w:tc>
+        <w:tc>
+          <w:p>
+            <w:pPr>
+              <w:pStyle w:val="Compact"/>
+              <w:jc w:val="left"/>
+            </w:pPr>
+            <w:r>
+              <w:rPr>
+                <w:rStyle w:val="VerbatimChar"/>
+              </w:rPr>
+              <w:t xml:space="preserve">after_success</w:t>
+            </w:r>
+          </w:p>
+        </w:tc>
+        <w:tc>
+          <w:p>
+            <w:pPr>
+              <w:pStyle w:val="Compact"/>
+              <w:jc w:val="left"/>
+            </w:pPr>
+            <w:r>
+              <w:rPr>
+                <w:rStyle w:val="VerbatimChar"/>
+              </w:rPr>
+              <w:t xml:space="preserve">after_failure</w:t>
+            </w:r>
+          </w:p>
+        </w:tc>
+      </w:tr>
+      <w:tr>
+        <w:tc>
+          <w:p>
+            <w:pPr>
+              <w:pStyle w:val="Compact"/>
+              <w:jc w:val="left"/>
+            </w:pPr>
+            <w:r>
+              <w:rPr>
+                <w:rStyle w:val="VerbatimChar"/>
+              </w:rPr>
+              <w:t xml:space="preserve">layernorm_rows</w:t>
+            </w:r>
+          </w:p>
+        </w:tc>
+        <w:tc>
+          <w:p>
+            <w:pPr>
+              <w:pStyle w:val="Compact"/>
+              <w:jc w:val="left"/>
+            </w:pPr>
+            <w:r>
+              <w:t xml:space="preserve">0.49%</w:t>
+            </w:r>
+          </w:p>
+        </w:tc>
+        <w:tc>
+          <w:p>
+            <w:pPr>
+              <w:pStyle w:val="Compact"/>
+              <w:jc w:val="left"/>
+            </w:pPr>
+            <w:r>
+              <w:t xml:space="preserve">0.17%</w:t>
+            </w:r>
+          </w:p>
+        </w:tc>
+        <w:tc>
+          <w:p>
+            <w:pPr>
+              <w:pStyle w:val="Compact"/>
+              <w:jc w:val="left"/>
+            </w:pPr>
+            <w:r>
+              <w:rPr>
+                <w:bCs/>
+                <w:b/>
+              </w:rPr>
+              <w:t xml:space="preserve">4.54%</w:t>
+            </w:r>
+            <w:r>
+              <w:t xml:space="preserve"> </w:t>
+            </w:r>
+            <w:r>
+              <w:t xml:space="preserve">(n=1,344)</w:t>
+            </w:r>
+          </w:p>
+        </w:tc>
+      </w:tr>
+      <w:tr>
+        <w:tc>
+          <w:p>
+            <w:pPr>
+              <w:pStyle w:val="Compact"/>
+              <w:jc w:val="left"/>
+            </w:pPr>
+            <w:r>
+              <w:rPr>
+                <w:rStyle w:val="VerbatimChar"/>
+              </w:rPr>
+              <w:t xml:space="preserve">row_reduce</w:t>
+            </w:r>
+          </w:p>
+        </w:tc>
+        <w:tc>
+          <w:p>
+            <w:pPr>
+              <w:pStyle w:val="Compact"/>
+              <w:jc w:val="left"/>
+            </w:pPr>
+            <w:r>
+              <w:t xml:space="preserve">1.22%</w:t>
+            </w:r>
+          </w:p>
+        </w:tc>
+        <w:tc>
+          <w:p>
+            <w:pPr>
+              <w:pStyle w:val="Compact"/>
+              <w:jc w:val="left"/>
+            </w:pPr>
+            <w:r>
+              <w:t xml:space="preserve">0.65%</w:t>
+            </w:r>
+          </w:p>
+        </w:tc>
+        <w:tc>
+          <w:p>
+            <w:pPr>
+              <w:pStyle w:val="Compact"/>
+              <w:jc w:val="left"/>
+            </w:pPr>
+            <w:r>
+              <w:rPr>
+                <w:bCs/>
+                <w:b/>
+              </w:rPr>
+              <w:t xml:space="preserve">10.69%</w:t>
+            </w:r>
+            <w:r>
+              <w:t xml:space="preserve"> </w:t>
+            </w:r>
+            <w:r>
+              <w:t xml:space="preserve">(n=131)</w:t>
+            </w:r>
+          </w:p>
+        </w:tc>
+      </w:tr>
+      <w:tr>
+        <w:tc>
+          <w:p>
+            <w:pPr>
+              <w:pStyle w:val="Compact"/>
+              <w:jc w:val="left"/>
+            </w:pPr>
+            <w:r>
+              <w:rPr>
+                <w:rStyle w:val="VerbatimChar"/>
+              </w:rPr>
+              <w:t xml:space="preserve">softmax_rows</w:t>
+            </w:r>
+          </w:p>
+        </w:tc>
+        <w:tc>
+          <w:p>
+            <w:pPr>
+              <w:pStyle w:val="Compact"/>
+              <w:jc w:val="left"/>
+            </w:pPr>
+            <w:r>
+              <w:t xml:space="preserve">1.37%</w:t>
+            </w:r>
+          </w:p>
+        </w:tc>
+        <w:tc>
+          <w:p>
+            <w:pPr>
+              <w:pStyle w:val="Compact"/>
+              <w:jc w:val="left"/>
+            </w:pPr>
+            <w:r>
+              <w:t xml:space="preserve">0.75%</w:t>
+            </w:r>
+          </w:p>
+        </w:tc>
+        <w:tc>
+          <w:p>
+            <w:pPr>
+              <w:pStyle w:val="Compact"/>
+              <w:jc w:val="left"/>
+            </w:pPr>
+            <w:r>
+              <w:rPr>
+                <w:bCs/>
+                <w:b/>
+              </w:rPr>
+              <w:t xml:space="preserve">3.79%</w:t>
+            </w:r>
+            <w:r>
+              <w:t xml:space="preserve"> </w:t>
+            </w:r>
+            <w:r>
+              <w:t xml:space="preserve">(n=1,373)</w:t>
+            </w:r>
+          </w:p>
+        </w:tc>
+      </w:tr>
+      <w:tr>
+        <w:tc>
+          <w:p>
+            <w:pPr>
+              <w:pStyle w:val="Compact"/>
+              <w:jc w:val="left"/>
+            </w:pPr>
+            <w:r>
+              <w:rPr>
+                <w:rStyle w:val="VerbatimChar"/>
+              </w:rPr>
+              <w:t xml:space="preserve">vector_affine</w:t>
+            </w:r>
+          </w:p>
+        </w:tc>
+        <w:tc>
+          <w:p>
+            <w:pPr>
+              <w:pStyle w:val="Compact"/>
+              <w:jc w:val="left"/>
+            </w:pPr>
+            <w:r>
+              <w:t xml:space="preserve">0.54%</w:t>
+            </w:r>
+          </w:p>
+        </w:tc>
+        <w:tc>
+          <w:p>
+            <w:pPr>
+              <w:pStyle w:val="Compact"/>
+              <w:jc w:val="left"/>
+            </w:pPr>
+            <w:r>
+              <w:t xml:space="preserve">0.30%</w:t>
+            </w:r>
+          </w:p>
+        </w:tc>
+        <w:tc>
+          <w:p>
+            <w:pPr>
+              <w:pStyle w:val="Compact"/>
+              <w:jc w:val="left"/>
+            </w:pPr>
+            <w:r>
+              <w:rPr>
+                <w:bCs/>
+                <w:b/>
+              </w:rPr>
+              <w:t xml:space="preserve">2.71%</w:t>
+            </w:r>
+            <w:r>
+              <w:t xml:space="preserve"> </w:t>
+            </w:r>
+            <w:r>
+              <w:t xml:space="preserve">(n=295)</w:t>
+            </w:r>
+          </w:p>
+        </w:tc>
+      </w:tr>
+    </w:tbl>
+    <w:p>
+      <w:pPr>
+        <w:pStyle w:val="BodyText"/>
+      </w:pPr>
+      <w:r>
+        <w:t xml:space="preserve">Every task shows</w:t>
+      </w:r>
+      <w:r>
+        <w:t xml:space="preserve"> </w:t>
+      </w:r>
+      <w:r>
+        <w:rPr>
+          <w:rStyle w:val="VerbatimChar"/>
+        </w:rPr>
+        <w:t xml:space="preserve">after_failure &gt; initial &gt; after_success</w:t>
+      </w:r>
+      <w:r>
+        <w:t xml:space="preserve">. The failure cells are unevenly distributed across tasks (</w:t>
+      </w:r>
+      <w:r>
+        <w:rPr>
+          <w:rStyle w:val="VerbatimChar"/>
+        </w:rPr>
+        <w:t xml:space="preserve">softmax_rows</w:t>
+      </w:r>
+      <w:r>
+        <w:t xml:space="preserve"> </w:t>
+      </w:r>
+      <w:r>
+        <w:t xml:space="preserve">43.7% and</w:t>
+      </w:r>
+      <w:r>
+        <w:t xml:space="preserve"> </w:t>
+      </w:r>
+      <w:r>
+        <w:rPr>
+          <w:rStyle w:val="VerbatimChar"/>
+        </w:rPr>
+        <w:t xml:space="preserve">layernorm_rows</w:t>
+      </w:r>
+      <w:r>
+        <w:t xml:space="preserve"> </w:t>
+      </w:r>
+      <w:r>
+        <w:t xml:space="preserve">42.8% of failure tokens,</w:t>
+      </w:r>
+      <w:r>
+        <w:t xml:space="preserve"> </w:t>
+      </w:r>
+      <w:r>
+        <w:rPr>
+          <w:rStyle w:val="VerbatimChar"/>
+        </w:rPr>
+        <w:t xml:space="preserve">row_reduce</w:t>
+      </w:r>
+      <w:r>
+        <w:t xml:space="preserve"> </w:t>
+      </w:r>
+      <w:r>
+        <w:t xml:space="preserve">only 4.2%), but the ordering is invariant, which is what matters: the context effect is not a re-description of a task effect.</w:t>
+      </w:r>
+    </w:p>
     <w:bookmarkEnd w:id="46"/>
     <w:bookmarkStart w:id="48" w:name="rq3-compressing-feedback-does-nothing"/>
     <w:p>
@@ -6939,6 +7474,300 @@
         <w:t xml:space="preserve">, and most occur inside prose. The tail, such as it is, lives in the model’s explanatory text rather than in the kernel it is writing.</w:t>
       </w:r>
     </w:p>
+    <w:bookmarkEnd w:id="52"/>
+    <w:bookmarkStart w:id="53" w:name="X7a9999f62b1ad6f96ce1a82ddd727d611461bd0"/>
+    <w:p>
+      <w:pPr>
+        <w:pStyle w:val="Heading3"/>
+      </w:pPr>
+      <w:r>
+        <w:t xml:space="preserve">4.7 Sequence-level attribution: which tokens actually cost probability</w:t>
+      </w:r>
+    </w:p>
+    <w:p>
+      <w:pPr>
+        <w:pStyle w:val="FirstParagraph"/>
+      </w:pPr>
+      <w:r>
+        <w:t xml:space="preserve">A per-token rate is a proxy. The quantity that feeds the importance ratio is the joint probability of a completion,</w:t>
+      </w:r>
+      <w:r>
+        <w:t xml:space="preserve"> </w:t>
+      </w:r>
+      <m:oMath>
+        <m:nary>
+          <m:naryPr>
+            <m:chr m:val="∑"/>
+            <m:limLoc m:val="undOvr"/>
+            <m:subHide m:val="0"/>
+            <m:supHide m:val="1"/>
+          </m:naryPr>
+          <m:sub>
+            <m:r>
+              <m:t>i</m:t>
+            </m:r>
+          </m:sub>
+          <m:sup>
+            <m:r>
+              <m:t>​</m:t>
+            </m:r>
+          </m:sup>
+          <m:e>
+            <m:r>
+              <m:rPr>
+                <m:nor/>
+                <m:sty m:val="p"/>
+              </m:rPr>
+              <m:t>log</m:t>
+            </m:r>
+          </m:e>
+        </m:nary>
+        <m:sSub>
+          <m:e>
+            <m:r>
+              <m:t>π</m:t>
+            </m:r>
+          </m:e>
+          <m:sub>
+            <m:r>
+              <m:t>θ</m:t>
+            </m:r>
+          </m:sub>
+        </m:sSub>
+        <m:r>
+          <m:rPr>
+            <m:sty m:val="p"/>
+          </m:rPr>
+          <m:t>(</m:t>
+        </m:r>
+        <m:sSub>
+          <m:e>
+            <m:r>
+              <m:t>a</m:t>
+            </m:r>
+          </m:e>
+          <m:sub>
+            <m:r>
+              <m:t>i</m:t>
+            </m:r>
+          </m:sub>
+        </m:sSub>
+        <m:r>
+          <m:rPr>
+            <m:sty m:val="p"/>
+          </m:rPr>
+          <m:t>∣</m:t>
+        </m:r>
+        <m:sSub>
+          <m:e>
+            <m:r>
+              <m:t>s</m:t>
+            </m:r>
+          </m:e>
+          <m:sub>
+            <m:r>
+              <m:t>i</m:t>
+            </m:r>
+          </m:sub>
+        </m:sSub>
+        <m:r>
+          <m:rPr>
+            <m:sty m:val="p"/>
+          </m:rPr>
+          <m:t>)</m:t>
+        </m:r>
+      </m:oMath>
+      <w:r>
+        <w:t xml:space="preserve">. Attribution over all 257 completions:</w:t>
+      </w:r>
+    </w:p>
+    <w:tbl>
+      <w:tblPr>
+        <w:tblStyle w:val="Table"/>
+        <w:tblW w:type="pct" w:w="0.0"/>
+        <w:tblLook w:firstRow="1" w:lastRow="0" w:firstColumn="0" w:lastColumn="0" w:noHBand="0" w:noVBand="0" w:val="0020"/>
+      </w:tblPr>
+      <w:tblGrid/>
+      <w:tr>
+        <w:tc>
+          <w:p/>
+        </w:tc>
+        <w:tc>
+          <w:p>
+            <w:pPr>
+              <w:pStyle w:val="Compact"/>
+              <w:jc w:val="left"/>
+            </w:pPr>
+            <w:r>
+              <w:t xml:space="preserve">tokens</w:t>
+            </w:r>
+            <w:r>
+              <w:t xml:space="preserve"> </w:t>
+            </w:r>
+            <m:oMath>
+              <m:r>
+                <m:t>k</m:t>
+              </m:r>
+            </m:oMath>
+          </w:p>
+        </w:tc>
+        <w:tc>
+          <w:p>
+            <w:pPr>
+              <w:pStyle w:val="Compact"/>
+              <w:jc w:val="left"/>
+            </w:pPr>
+            <m:oMath>
+              <m:r>
+                <m:rPr>
+                  <m:sty m:val="p"/>
+                </m:rPr>
+                <m:t>∑</m:t>
+              </m:r>
+              <m:r>
+                <m:rPr>
+                  <m:nor/>
+                  <m:sty m:val="p"/>
+                </m:rPr>
+                <m:t>log</m:t>
+              </m:r>
+              <m:r>
+                <m:t>π</m:t>
+              </m:r>
+            </m:oMath>
+          </w:p>
+        </w:tc>
+        <w:tc>
+          <w:p>
+            <w:pPr>
+              <w:pStyle w:val="Compact"/>
+              <w:jc w:val="left"/>
+            </w:pPr>
+            <w:r>
+              <w:t xml:space="preserve">per token</w:t>
+            </w:r>
+          </w:p>
+        </w:tc>
+      </w:tr>
+      <w:tr>
+        <w:tc>
+          <w:p>
+            <w:pPr>
+              <w:pStyle w:val="Compact"/>
+              <w:jc w:val="left"/>
+            </w:pPr>
+            <w:r>
+              <w:t xml:space="preserve">CUDA/Triton vocabulary</w:t>
+            </w:r>
+          </w:p>
+        </w:tc>
+        <w:tc>
+          <w:p>
+            <w:pPr>
+              <w:pStyle w:val="Compact"/>
+              <w:jc w:val="left"/>
+            </w:pPr>
+            <w:r>
+              <w:t xml:space="preserve">2,344</w:t>
+            </w:r>
+          </w:p>
+        </w:tc>
+        <w:tc>
+          <w:p>
+            <w:pPr>
+              <w:pStyle w:val="Compact"/>
+              <w:jc w:val="left"/>
+            </w:pPr>
+            <w:r>
+              <w:t xml:space="preserve">−31.6</w:t>
+            </w:r>
+          </w:p>
+        </w:tc>
+        <w:tc>
+          <w:p>
+            <w:pPr>
+              <w:pStyle w:val="Compact"/>
+              <w:jc w:val="left"/>
+            </w:pPr>
+            <w:r>
+              <w:t xml:space="preserve">−0.0135</w:t>
+            </w:r>
+          </w:p>
+        </w:tc>
+      </w:tr>
+      <w:tr>
+        <w:tc>
+          <w:p>
+            <w:pPr>
+              <w:pStyle w:val="Compact"/>
+              <w:jc w:val="left"/>
+            </w:pPr>
+            <w:r>
+              <w:t xml:space="preserve">all other tokens</w:t>
+            </w:r>
+          </w:p>
+        </w:tc>
+        <w:tc>
+          <w:p>
+            <w:pPr>
+              <w:pStyle w:val="Compact"/>
+              <w:jc w:val="left"/>
+            </w:pPr>
+            <w:r>
+              <w:t xml:space="preserve">96,189</w:t>
+            </w:r>
+          </w:p>
+        </w:tc>
+        <w:tc>
+          <w:p>
+            <w:pPr>
+              <w:pStyle w:val="Compact"/>
+              <w:jc w:val="left"/>
+            </w:pPr>
+            <w:r>
+              <w:t xml:space="preserve">−5,978.0</w:t>
+            </w:r>
+          </w:p>
+        </w:tc>
+        <w:tc>
+          <w:p>
+            <w:pPr>
+              <w:pStyle w:val="Compact"/>
+              <w:jc w:val="left"/>
+            </w:pPr>
+            <w:r>
+              <w:t xml:space="preserve">−0.0621</w:t>
+            </w:r>
+          </w:p>
+        </w:tc>
+      </w:tr>
+    </w:tbl>
+    <w:p>
+      <w:pPr>
+        <w:pStyle w:val="BodyText"/>
+      </w:pPr>
+      <w:r>
+        <w:rPr>
+          <w:bCs/>
+          <w:b/>
+        </w:rPr>
+        <w:t xml:space="preserve">CUDA vocabulary is 2.38% of the tokens but contributes only 0.53% of the total negative log-probability.</w:t>
+      </w:r>
+      <w:r>
+        <w:t xml:space="preserve"> </w:t>
+      </w:r>
+      <w:r>
+        <w:t xml:space="preserve">Per completion the joint log-probability has mean −23.4 and median −9.3 (min −413.6, max −0.0).</w:t>
+      </w:r>
+    </w:p>
+    <w:p>
+      <w:pPr>
+        <w:pStyle w:val="BodyText"/>
+      </w:pPr>
+      <w:r>
+        <w:t xml:space="preserve">At the level that the causal chain actually operates on, the CUDA vocabulary is not the drag. Nearly all of the probability cost is carried by the surrounding text — which, given §4.6, is where the lowest-probability tokens live.</w:t>
+      </w:r>
+    </w:p>
     <w:p>
       <w:r>
         <w:pict>
@@ -6946,9 +7775,9 @@
         </w:pict>
       </w:r>
     </w:p>
-    <w:bookmarkEnd w:id="52"/>
     <w:bookmarkEnd w:id="53"/>
-    <w:bookmarkStart w:id="60" w:name="discussion"/>
+    <w:bookmarkEnd w:id="54"/>
+    <w:bookmarkStart w:id="61" w:name="discussion"/>
     <w:p>
       <w:pPr>
         <w:pStyle w:val="Heading2"/>
@@ -6957,7 +7786,7 @@
         <w:t xml:space="preserve">5. Discussion</w:t>
       </w:r>
     </w:p>
-    <w:bookmarkStart w:id="54" w:name="X4b625f8c168eee565e1936bdb5f0b2de5532adc"/>
+    <w:bookmarkStart w:id="55" w:name="X4b625f8c168eee565e1936bdb5f0b2de5532adc"/>
     <w:p>
       <w:pPr>
         <w:pStyle w:val="Heading3"/>
@@ -7045,8 +7874,8 @@
         <w:t xml:space="preserve">in a Triton kernel. Rarity in a corpus and uncertainty at a position are different quantities, and here they point in opposite directions.</w:t>
       </w:r>
     </w:p>
-    <w:bookmarkEnd w:id="54"/>
-    <w:bookmarkStart w:id="55" w:name="X8914b49385cd49069357e7a2e1202b4dacd7199"/>
+    <w:bookmarkEnd w:id="55"/>
+    <w:bookmarkStart w:id="56" w:name="X8914b49385cd49069357e7a2e1202b4dacd7199"/>
     <w:p>
       <w:pPr>
         <w:pStyle w:val="Heading3"/>
@@ -7232,8 +8061,8 @@
         <w:t xml:space="preserve">is direct: repeat this measurement on a base model, before any fine-tuning. If CUDA token probabilities there are near the floor and rise after alignment, both accounts can be true and the chain is intact at the base-model stage. If they are not near the floor even before alignment, the chain fails at its first link. We could not run this control — it requires base-model weights — and it is the single highest-value follow-up.</w:t>
       </w:r>
     </w:p>
-    <w:bookmarkEnd w:id="55"/>
-    <w:bookmarkStart w:id="56" w:name="Xe34a03cd6b75f630cfb27557eda0a0854a9df11"/>
+    <w:bookmarkEnd w:id="56"/>
+    <w:bookmarkStart w:id="57" w:name="Xe34a03cd6b75f630cfb27557eda0a0854a9df11"/>
     <w:p>
       <w:pPr>
         <w:pStyle w:val="Heading3"/>
@@ -7317,8 +8146,8 @@
         <w:t xml:space="preserve">figure supports the same reading from the other side: 0.48%, below the first turn. Acceptance is informative — it confirms the model is in a good region — and the model exploits that.</w:t>
       </w:r>
     </w:p>
-    <w:bookmarkEnd w:id="56"/>
-    <w:bookmarkStart w:id="57" w:name="why-truncating-feedback-failed"/>
+    <w:bookmarkEnd w:id="57"/>
+    <w:bookmarkStart w:id="58" w:name="why-truncating-feedback-failed"/>
     <w:p>
       <w:pPr>
         <w:pStyle w:val="Heading3"/>
@@ -7380,8 +8209,8 @@
         <w:t xml:space="preserve">For practice this rules out an intervention that looked attractive on cost grounds — compressing tool output is a common efficiency measure — while suggesting that the productive direction is to change what the model is told or how it is asked to recover, not how briefly.</w:t>
       </w:r>
     </w:p>
-    <w:bookmarkEnd w:id="57"/>
-    <w:bookmarkStart w:id="58" w:name="X8b8488dc95a121e5650ad7c90cc088f27f7b836"/>
+    <w:bookmarkEnd w:id="58"/>
+    <w:bookmarkStart w:id="59" w:name="X8b8488dc95a121e5650ad7c90cc088f27f7b836"/>
     <w:p>
       <w:pPr>
         <w:pStyle w:val="Heading3"/>
@@ -7582,8 +8411,8 @@
         <w:t xml:space="preserve">Two rules came out of this and are applied throughout. Class statistics are computed by matching against every token, never against a pre-partitioned subset. And every headline number is reported under two deliberately different definitions, so that a result which holds only under one of them is visible as such.</w:t>
       </w:r>
     </w:p>
-    <w:bookmarkEnd w:id="58"/>
-    <w:bookmarkStart w:id="59" w:name="X43a95517fb800c739d0168b126620b9da08cb70"/>
+    <w:bookmarkEnd w:id="59"/>
+    <w:bookmarkStart w:id="60" w:name="X43a95517fb800c739d0168b126620b9da08cb70"/>
     <w:p>
       <w:pPr>
         <w:pStyle w:val="Heading3"/>
@@ -7630,9 +8459,9 @@
         </w:pict>
       </w:r>
     </w:p>
-    <w:bookmarkEnd w:id="59"/>
     <w:bookmarkEnd w:id="60"/>
-    <w:bookmarkStart w:id="61" w:name="limitations"/>
+    <w:bookmarkEnd w:id="61"/>
+    <w:bookmarkStart w:id="62" w:name="limitations"/>
     <w:p>
       <w:pPr>
         <w:pStyle w:val="Heading2"/>
@@ -7662,6 +8491,19 @@
       <w:r>
         <w:t xml:space="preserve">The measurement is on an aligned model at inference. The base-model control (§5.2) is missing and is the most important gap.</w:t>
       </w:r>
+      <w:r>
+        <w:t xml:space="preserve"> </w:t>
+      </w:r>
+      <w:r>
+        <w:rPr>
+          <w:bCs/>
+          <w:b/>
+        </w:rPr>
+        <w:t xml:space="preserve">Everything in this paper is conditional on that difference</w:t>
+      </w:r>
+      <w:r>
+        <w:t xml:space="preserve">, which is why the title carries it.</w:t>
+      </w:r>
     </w:p>
     <w:p>
       <w:pPr>
@@ -7698,13 +8540,13 @@
           <w:bCs/>
           <w:b/>
         </w:rPr>
-        <w:t xml:space="preserve">Task scope.</w:t>
-      </w:r>
-      <w:r>
-        <w:t xml:space="preserve"> </w:t>
-      </w:r>
-      <w:r>
-        <w:t xml:space="preserve">Four tasks, all elementwise or reduction-shaped. Nothing with fusion, tiling, shared-memory staging, or launch-configuration search — the decision types where real optimisation lives. The vocabulary tested is therefore the</w:t>
+        <w:t xml:space="preserve">Task scope bounds the claim.</w:t>
+      </w:r>
+      <w:r>
+        <w:t xml:space="preserve"> </w:t>
+      </w:r>
+      <w:r>
+        <w:t xml:space="preserve">Four tasks, all elementwise or reduction-shaped. A row-reduction kernel has essentially one structure — load a block, reduce, store — so its Triton vocabulary is templated</w:t>
       </w:r>
       <w:r>
         <w:t xml:space="preserve"> </w:t>
@@ -7714,13 +8556,57 @@
           <w:iCs/>
           <w:i/>
         </w:rPr>
-        <w:t xml:space="preserve">mechanical</w:t>
-      </w:r>
-      <w:r>
-        <w:t xml:space="preserve"> </w:t>
-      </w:r>
-      <w:r>
-        <w:t xml:space="preserve">part of CUDA, which is also the part most likely to be templated; a task whose kernel requires a non-obvious algorithmic choice might behave differently.</w:t>
+        <w:t xml:space="preserve">by construction</w:t>
+      </w:r>
+      <w:r>
+        <w:t xml:space="preserve">. The source’s motivating examples are different in kind: operator fusion, folding BatchNorm into convolution weights, algebraic simplification of a diagonal matmul. Those require</w:t>
+      </w:r>
+      <w:r>
+        <w:t xml:space="preserve"> </w:t>
+      </w:r>
+      <w:r>
+        <w:rPr>
+          <w:iCs/>
+          <w:i/>
+        </w:rPr>
+        <w:t xml:space="preserve">choosing an organisation</w:t>
+      </w:r>
+      <w:r>
+        <w:t xml:space="preserve">, and the token sequences that realise different organisations share little surface form.</w:t>
+      </w:r>
+      <w:r>
+        <w:t xml:space="preserve"> </w:t>
+      </w:r>
+      <w:r>
+        <w:rPr>
+          <w:bCs/>
+          <w:b/>
+        </w:rPr>
+        <w:t xml:space="preserve">On a fusion task the measured rate could be materially higher</w:t>
+      </w:r>
+      <w:r>
+        <w:t xml:space="preserve"> </w:t>
+      </w:r>
+      <w:r>
+        <w:t xml:space="preserve">— not because the tokens are rarer, but because the structure is under-determined. Nothing in this paper speaks to that case, and the aggregate phrasing</w:t>
+      </w:r>
+      <w:r>
+        <w:t xml:space="preserve"> </w:t>
+      </w:r>
+      <w:r>
+        <w:t xml:space="preserve">“</w:t>
+      </w:r>
+      <w:r>
+        <w:t xml:space="preserve">CUDA vocabulary is not the low-probability tail</w:t>
+      </w:r>
+      <w:r>
+        <w:t xml:space="preserve">”</w:t>
+      </w:r>
+      <w:r>
+        <w:t xml:space="preserve"> </w:t>
+      </w:r>
+      <w:r>
+        <w:t xml:space="preserve">is broader than the evidence; it holds for the mechanical layer of Triton on reduction-shaped tasks.</w:t>
       </w:r>
     </w:p>
     <w:p>
@@ -7751,7 +8637,44 @@
         <w:t xml:space="preserve"> </w:t>
       </w:r>
       <w:r>
-        <w:t xml:space="preserve">is 3.2% of tokens (3,143 of 98,533). The 4.30% estimate rests on that sample.</w:t>
+        <w:t xml:space="preserve">is 3.2% of tokens (3,143 of 98,533), and its distribution across tasks is uneven (</w:t>
+      </w:r>
+      <w:r>
+        <w:rPr>
+          <w:rStyle w:val="VerbatimChar"/>
+        </w:rPr>
+        <w:t xml:space="preserve">row_reduce</w:t>
+      </w:r>
+      <w:r>
+        <w:t xml:space="preserve"> </w:t>
+      </w:r>
+      <w:r>
+        <w:t xml:space="preserve">contributes only 4.2% of those tokens). The</w:t>
+      </w:r>
+      <w:r>
+        <w:t xml:space="preserve"> </w:t>
+      </w:r>
+      <w:r>
+        <w:rPr>
+          <w:iCs/>
+          <w:i/>
+        </w:rPr>
+        <w:t xml:space="preserve">ordering</w:t>
+      </w:r>
+      <w:r>
+        <w:t xml:space="preserve"> </w:t>
+      </w:r>
+      <w:r>
+        <w:rPr>
+          <w:rStyle w:val="VerbatimChar"/>
+        </w:rPr>
+        <w:t xml:space="preserve">after_failure &gt; initial &gt; after_success</w:t>
+      </w:r>
+      <w:r>
+        <w:t xml:space="preserve"> </w:t>
+      </w:r>
+      <w:r>
+        <w:t xml:space="preserve">holds in all four tasks (§4.2), but the absolute magnitude rests on that sample.</w:t>
       </w:r>
     </w:p>
     <w:p>
@@ -7854,14 +8777,99 @@
       </w:r>
     </w:p>
     <w:p>
+      <w:pPr>
+        <w:numPr>
+          <w:ilvl w:val="0"/>
+          <w:numId w:val="1004"/>
+        </w:numPr>
+        <w:pStyle w:val="Compact"/>
+      </w:pPr>
+      <w:r>
+        <w:rPr>
+          <w:bCs/>
+          <w:b/>
+        </w:rPr>
+        <w:t xml:space="preserve">Statistical dependence.</w:t>
+      </w:r>
+      <w:r>
+        <w:t xml:space="preserve"> </w:t>
+      </w:r>
+      <w:r>
+        <w:t xml:space="preserve">Tokens within a completion are not independent, so the exact tests are anti-conservative (§3.7). A cluster-level analysis with run as the unit is not reported.</w:t>
+      </w:r>
+    </w:p>
+    <w:p>
+      <w:pPr>
+        <w:numPr>
+          <w:ilvl w:val="0"/>
+          <w:numId w:val="1004"/>
+        </w:numPr>
+        <w:pStyle w:val="Compact"/>
+      </w:pPr>
+      <w:r>
+        <w:rPr>
+          <w:bCs/>
+          <w:b/>
+        </w:rPr>
+        <w:t xml:space="preserve">An unseparated alternative for the context effect.</w:t>
+      </w:r>
+      <w:r>
+        <w:t xml:space="preserve"> </w:t>
+      </w:r>
+      <w:r>
+        <w:rPr>
+          <w:rStyle w:val="VerbatimChar"/>
+        </w:rPr>
+        <w:t xml:space="preserve">after_failure</w:t>
+      </w:r>
+      <w:r>
+        <w:t xml:space="preserve"> </w:t>
+      </w:r>
+      <w:r>
+        <w:t xml:space="preserve">may reflect</w:t>
+      </w:r>
+      <w:r>
+        <w:t xml:space="preserve"> </w:t>
+      </w:r>
+      <w:r>
+        <w:rPr>
+          <w:iCs/>
+          <w:i/>
+        </w:rPr>
+        <w:t xml:space="preserve">responding to bad news</w:t>
+      </w:r>
+      <w:r>
+        <w:t xml:space="preserve"> </w:t>
+      </w:r>
+      <w:r>
+        <w:t xml:space="preserve">or simply</w:t>
+      </w:r>
+      <w:r>
+        <w:t xml:space="preserve"> </w:t>
+      </w:r>
+      <w:r>
+        <w:rPr>
+          <w:iCs/>
+          <w:i/>
+        </w:rPr>
+        <w:t xml:space="preserve">writing new content</w:t>
+      </w:r>
+      <w:r>
+        <w:t xml:space="preserve"> </w:t>
+      </w:r>
+      <w:r>
+        <w:t xml:space="preserve">(after a failure the model rewrites; after a success it refines). Truncating the message does not distinguish these, since it does not change whether new code must be written. Separating them would require a condition that asks for a rewrite after a success.</w:t>
+      </w:r>
+    </w:p>
+    <w:p>
       <w:r>
         <w:pict>
           <v:rect style="width:0;height:1.5pt" o:hralign="center" o:hrstd="t" o:hr="t"/>
         </w:pict>
       </w:r>
     </w:p>
-    <w:bookmarkEnd w:id="61"/>
-    <w:bookmarkStart w:id="62" w:name="conclusion"/>
+    <w:bookmarkEnd w:id="62"/>
+    <w:bookmarkStart w:id="63" w:name="conclusion"/>
     <w:p>
       <w:pPr>
         <w:pStyle w:val="Heading2"/>
@@ -8007,8 +9015,8 @@
         </w:pict>
       </w:r>
     </w:p>
-    <w:bookmarkEnd w:id="62"/>
-    <w:bookmarkStart w:id="63" w:name="references"/>
+    <w:bookmarkEnd w:id="63"/>
+    <w:bookmarkStart w:id="64" w:name="references"/>
     <w:p>
       <w:pPr>
         <w:pStyle w:val="Heading2"/>
@@ -8382,8 +9390,8 @@
         </w:pict>
       </w:r>
     </w:p>
-    <w:bookmarkEnd w:id="63"/>
-    <w:bookmarkStart w:id="64" w:name="appendix-a-reproducibility"/>
+    <w:bookmarkEnd w:id="64"/>
+    <w:bookmarkStart w:id="65" w:name="appendix-a-reproducibility"/>
     <w:p>
       <w:pPr>
         <w:pStyle w:val="Heading2"/>
@@ -8936,8 +9944,8 @@
         <w:t xml:space="preserve">, which the driver’s own runtime does not have, so the two run under different Pythons.</w:t>
       </w:r>
     </w:p>
-    <w:bookmarkEnd w:id="64"/>
-    <w:bookmarkStart w:id="79" w:name="appendix-b-production-record"/>
+    <w:bookmarkEnd w:id="65"/>
+    <w:bookmarkStart w:id="80" w:name="appendix-b-production-record"/>
     <w:p>
       <w:pPr>
         <w:pStyle w:val="Heading2"/>
@@ -8987,8 +9995,8 @@
         <w:t xml:space="preserve">is not specific to CUDA, which is what led to discovering the classification bias of §5.5.</w:t>
       </w:r>
     </w:p>
-    <w:bookmarkStart w:id="78" w:name="refs"/>
-    <w:bookmarkStart w:id="65" w:name="ref-carlini"/>
+    <w:bookmarkStart w:id="79" w:name="refs"/>
+    <w:bookmarkStart w:id="66" w:name="ref-carlini"/>
     <w:p>
       <w:pPr>
         <w:pStyle w:val="Bibliography"/>
@@ -9022,8 +10030,8 @@
         <w:t xml:space="preserve">.</w:t>
       </w:r>
     </w:p>
-    <w:bookmarkEnd w:id="65"/>
-    <w:bookmarkStart w:id="66" w:name="ref-cudaagentblog"/>
+    <w:bookmarkEnd w:id="66"/>
+    <w:bookmarkStart w:id="67" w:name="ref-cudaagentblog"/>
     <w:p>
       <w:pPr>
         <w:pStyle w:val="Bibliography"/>
@@ -9068,8 +10076,8 @@
         <w:t xml:space="preserve">2026. Technical blog.</w:t>
       </w:r>
     </w:p>
-    <w:bookmarkEnd w:id="66"/>
-    <w:bookmarkStart w:id="68" w:name="ref-cudaagent"/>
+    <w:bookmarkEnd w:id="67"/>
+    <w:bookmarkStart w:id="69" w:name="ref-cudaagent"/>
     <w:p>
       <w:pPr>
         <w:pStyle w:val="Bibliography"/>
@@ -9116,7 +10124,7 @@
       <w:r>
         <w:t xml:space="preserve"> </w:t>
       </w:r>
-      <w:hyperlink r:id="rId67">
+      <w:hyperlink r:id="rId68">
         <w:r>
           <w:rPr>
             <w:rStyle w:val="Hyperlink"/>
@@ -9128,8 +10136,8 @@
         <w:t xml:space="preserve">.</w:t>
       </w:r>
     </w:p>
-    <w:bookmarkEnd w:id="68"/>
-    <w:bookmarkStart w:id="70" w:name="ref-drkernel"/>
+    <w:bookmarkEnd w:id="69"/>
+    <w:bookmarkStart w:id="71" w:name="ref-drkernel"/>
     <w:p>
       <w:pPr>
         <w:pStyle w:val="Bibliography"/>
@@ -9164,7 +10172,7 @@
       <w:r>
         <w:t xml:space="preserve"> </w:t>
       </w:r>
-      <w:hyperlink r:id="rId69">
+      <w:hyperlink r:id="rId70">
         <w:r>
           <w:rPr>
             <w:rStyle w:val="Hyperlink"/>
@@ -9176,8 +10184,8 @@
         <w:t xml:space="preserve">.</w:t>
       </w:r>
     </w:p>
-    <w:bookmarkEnd w:id="70"/>
-    <w:bookmarkStart w:id="71" w:name="ref-firstorder"/>
+    <w:bookmarkEnd w:id="71"/>
+    <w:bookmarkStart w:id="72" w:name="ref-firstorder"/>
     <w:p>
       <w:pPr>
         <w:pStyle w:val="Bibliography"/>
@@ -9204,8 +10212,8 @@
         <w:t xml:space="preserve">2026.</w:t>
       </w:r>
     </w:p>
-    <w:bookmarkEnd w:id="71"/>
-    <w:bookmarkStart w:id="72" w:name="ref-howopen"/>
+    <w:bookmarkEnd w:id="72"/>
+    <w:bookmarkStart w:id="73" w:name="ref-howopen"/>
     <w:p>
       <w:pPr>
         <w:pStyle w:val="Bibliography"/>
@@ -9220,8 +10228,8 @@
         <w:t xml:space="preserve">2026.</w:t>
       </w:r>
     </w:p>
-    <w:bookmarkEnd w:id="72"/>
-    <w:bookmarkStart w:id="73" w:name="ref-jetrl"/>
+    <w:bookmarkEnd w:id="73"/>
+    <w:bookmarkStart w:id="74" w:name="ref-jetrl"/>
     <w:p>
       <w:pPr>
         <w:pStyle w:val="Bibliography"/>
@@ -9242,8 +10250,8 @@
         <w:t xml:space="preserve">2026.</w:t>
       </w:r>
     </w:p>
-    <w:bookmarkEnd w:id="73"/>
-    <w:bookmarkStart w:id="74" w:name="ref-liuoffpolicy"/>
+    <w:bookmarkEnd w:id="74"/>
+    <w:bookmarkStart w:id="75" w:name="ref-liuoffpolicy"/>
     <w:p>
       <w:pPr>
         <w:pStyle w:val="Bibliography"/>
@@ -9282,8 +10290,8 @@
         <w:t xml:space="preserve">Training.”</w:t>
       </w:r>
     </w:p>
-    <w:bookmarkEnd w:id="74"/>
-    <w:bookmarkStart w:id="75" w:name="ref-logprobtracking"/>
+    <w:bookmarkEnd w:id="75"/>
+    <w:bookmarkStart w:id="76" w:name="ref-logprobtracking"/>
     <w:p>
       <w:pPr>
         <w:pStyle w:val="Bibliography"/>
@@ -9313,8 +10321,8 @@
         <w:t xml:space="preserve">2026.</w:t>
       </w:r>
     </w:p>
-    <w:bookmarkEnd w:id="75"/>
-    <w:bookmarkStart w:id="76" w:name="ref-precisionmismatch"/>
+    <w:bookmarkEnd w:id="76"/>
+    <w:bookmarkStart w:id="77" w:name="ref-precisionmismatch"/>
     <w:p>
       <w:pPr>
         <w:pStyle w:val="Bibliography"/>
@@ -9329,8 +10337,8 @@
         <w:t xml:space="preserve">2026.</w:t>
       </w:r>
     </w:p>
-    <w:bookmarkEnd w:id="76"/>
-    <w:bookmarkStart w:id="77" w:name="ref-surrogate"/>
+    <w:bookmarkEnd w:id="77"/>
+    <w:bookmarkStart w:id="78" w:name="ref-surrogate"/>
     <w:p>
       <w:pPr>
         <w:pStyle w:val="Bibliography"/>
@@ -9357,10 +10365,10 @@
         <w:t xml:space="preserve">2026.</w:t>
       </w:r>
     </w:p>
-    <w:bookmarkEnd w:id="77"/>
     <w:bookmarkEnd w:id="78"/>
     <w:bookmarkEnd w:id="79"/>
     <w:bookmarkEnd w:id="80"/>
+    <w:bookmarkEnd w:id="81"/>
     <w:sectPr/>
   </w:body>
 </w:document>
